--- a/Layouts/RepealProf.docx
+++ b/Layouts/RepealProf.docx
@@ -2,23 +2,89 @@
 <file path=word/document.xml><?xml version="1.0" encoding="utf-8"?>
 <w:document xmlns:wpc="http://schemas.microsoft.com/office/word/2010/wordprocessingCanvas" xmlns:cx="http://schemas.microsoft.com/office/drawing/2014/chartex" xmlns:cx1="http://schemas.microsoft.com/office/drawing/2015/9/8/chartex" xmlns:cx2="http://schemas.microsoft.com/office/drawing/2015/10/21/chartex" xmlns:cx3="http://schemas.microsoft.com/office/drawing/2016/5/9/chartex" xmlns:cx4="http://schemas.microsoft.com/office/drawing/2016/5/10/chartex" xmlns:cx5="http://schemas.microsoft.com/office/drawing/2016/5/11/chartex" xmlns:cx6="http://schemas.microsoft.com/office/drawing/2016/5/12/chartex" xmlns:cx7="http://schemas.microsoft.com/office/drawing/2016/5/13/chartex" xmlns:cx8="http://schemas.microsoft.com/office/drawing/2016/5/14/chartex" xmlns:mc="http://schemas.openxmlformats.org/markup-compatibility/2006" xmlns:aink="http://schemas.microsoft.com/office/drawing/2016/ink" xmlns:am3d="http://schemas.microsoft.com/office/drawing/2017/model3d" xmlns:o="urn:schemas-microsoft-com:office:office" xmlns:r="http://schemas.openxmlformats.org/officeDocument/2006/relationships" xmlns:m="http://schemas.openxmlformats.org/officeDocument/2006/math" xmlns:v="urn:schemas-microsoft-com:vml" xmlns:wp14="http://schemas.microsoft.com/office/word/2010/wordprocessingDrawing" xmlns:wp="http://schemas.openxmlformats.org/drawingml/2006/wordprocessingDrawing" xmlns:w10="urn:schemas-microsoft-com:office:word" xmlns:w="http://schemas.openxmlformats.org/wordprocessingml/2006/main" xmlns:w14="http://schemas.microsoft.com/office/word/2010/wordml" xmlns:w15="http://schemas.microsoft.com/office/word/2012/wordml" xmlns:w16cid="http://schemas.microsoft.com/office/word/2016/wordml/cid" xmlns:w16se="http://schemas.microsoft.com/office/word/2015/wordml/symex" xmlns:wpg="http://schemas.microsoft.com/office/word/2010/wordprocessingGroup" xmlns:wpi="http://schemas.microsoft.com/office/word/2010/wordprocessingInk" xmlns:wne="http://schemas.microsoft.com/office/word/2006/wordml" xmlns:wps="http://schemas.microsoft.com/office/word/2010/wordprocessingShape" mc:Ignorable="w14 w15 w16se w16cid wp14">
   <w:body>
+    <w:p>
+      <w:pPr>
+        <w:tabs>
+          <w:tab w:val="left" w:pos="6804"/>
+        </w:tabs>
+        <w:spacing w:after="0"/>
+        <w:rPr>
+          <w:rFonts w:ascii="Arial" w:hAnsi="Arial" w:cs="Arial"/>
+          <w:lang w:val="en-US"/>
+        </w:rPr>
+      </w:pPr>
+      <w:sdt>
+        <w:sdtPr>
+          <w:rPr>
+            <w:rFonts w:ascii="Arial" w:hAnsi="Arial" w:cs="Arial"/>
+            <w:lang w:val="en-US"/>
+          </w:rPr>
+          <w:id w:val="-1247033780"/>
+          <w:placeholder>
+            <w:docPart w:val="DefaultPlaceholder_-1854013440"/>
+          </w:placeholder>
+          <w:dataBinding w:prefixMappings="xmlns:ns0='urn:microsoft-dynamics-nav/reports/SVA Repeal Prof/50640/'" w:xpath="/ns0:NavWordReportXmlPart[1]/ns0:Occupant[1]/ns0:OName[1]" w:storeItemID="{A8F97DA1-7E35-43AE-9056-21DC708A540C}"/>
+          <w:text/>
+          <w:alias w:val="#Nav: /Occupant/OName"/>
+          <w:tag w:val="#Nav: SVA Repeal Prof/50640"/>
+        </w:sdtPr>
+        <w:sdtEndPr/>
+        <w:sdtContent>
+          <w:proofErr w:type="spellStart"/>
+          <w:r>
+            <w:rPr>
+              <w:rFonts w:ascii="Arial" w:hAnsi="Arial" w:cs="Arial"/>
+              <w:lang w:val="en-US"/>
+            </w:rPr>
+            <w:t>OName</w:t>
+          </w:r>
+          <w:proofErr w:type="spellEnd"/>
+        </w:sdtContent>
+      </w:sdt>
+      <w:r>
+        <w:rPr>
+          <w:rFonts w:ascii="Arial" w:hAnsi="Arial" w:cs="Arial"/>
+          <w:lang w:val="en-US"/>
+        </w:rPr>
+        <w:tab/>
+      </w:r>
+      <w:r>
+        <w:rPr>
+          <w:rFonts w:ascii="Arial" w:hAnsi="Arial" w:cs="Arial"/>
+          <w:lang w:val="en-US"/>
+        </w:rPr>
+        <w:tab/>
+      </w:r>
+      <w:r>
+        <w:rPr>
+          <w:rFonts w:ascii="Arial" w:hAnsi="Arial" w:cs="Arial"/>
+          <w:lang w:val="en-US"/>
+        </w:rPr>
+        <w:tab/>
+      </w:r>
+    </w:p>
     <w:sdt>
       <w:sdtPr>
         <w:rPr>
           <w:rFonts w:ascii="Arial" w:hAnsi="Arial" w:cs="Arial"/>
           <w:lang w:val="en-US"/>
         </w:rPr>
-        <w:id w:val="-576674305"/>
+        <w:id w:val="-949932917"/>
         <w:placeholder>
           <w:docPart w:val="DefaultPlaceholder_-1854013440"/>
         </w:placeholder>
-        <w:dataBinding w:prefixMappings="xmlns:ns0='urn:microsoft-dynamics-nav/reports/Occupant_Report_in/50300/' " w:xpath="/ns0:NavWordReportXmlPart[1]/ns0:Occupant[1]/ns0:OCustomer[1]" w:storeItemID="{66F782CE-610B-44ED-B878-984AF63E2BB4}"/>
+        <w:dataBinding w:prefixMappings="xmlns:ns0='urn:microsoft-dynamics-nav/reports/SVA Repeal Prof/50640/'" w:xpath="/ns0:NavWordReportXmlPart[1]/ns0:Occupant[1]/ns0:Oaddress[1]" w:storeItemID="{A8F97DA1-7E35-43AE-9056-21DC708A540C}"/>
         <w:text/>
+        <w:alias w:val="#Nav: /Occupant/Oaddress"/>
+        <w:tag w:val="#Nav: SVA Repeal Prof/50640"/>
       </w:sdtPr>
       <w:sdtEndPr/>
       <w:sdtContent>
         <w:p>
           <w:pPr>
+            <w:tabs>
+              <w:tab w:val="right" w:pos="9638"/>
+            </w:tabs>
             <w:spacing w:after="0"/>
             <w:rPr>
               <w:rFonts w:ascii="Arial" w:hAnsi="Arial" w:cs="Arial"/>
@@ -31,7 +97,7 @@
               <w:rFonts w:ascii="Arial" w:hAnsi="Arial" w:cs="Arial"/>
               <w:lang w:val="en-US"/>
             </w:rPr>
-            <w:t>Ocustomer</w:t>
+            <w:t>Oaddress</w:t>
           </w:r>
           <w:proofErr w:type="spellEnd"/>
         </w:p>
@@ -43,72 +109,43 @@
           <w:rFonts w:ascii="Arial" w:hAnsi="Arial" w:cs="Arial"/>
           <w:lang w:val="en-US"/>
         </w:rPr>
-        <w:id w:val="1280606476"/>
+        <w:id w:val="393396109"/>
         <w:placeholder>
           <w:docPart w:val="DefaultPlaceholder_-1854013440"/>
         </w:placeholder>
-        <w:dataBinding w:prefixMappings="xmlns:ns0='urn:microsoft-dynamics-nav/reports/Occupant_Report_in/50300/' " w:xpath="/ns0:NavWordReportXmlPart[1]/ns0:Occupant[1]/ns0:OName[1]" w:storeItemID="{66F782CE-610B-44ED-B878-984AF63E2BB4}"/>
+        <w:dataBinding w:prefixMappings="xmlns:ns0='urn:microsoft-dynamics-nav/reports/SVA Repeal Prof/50640/'" w:xpath="/ns0:NavWordReportXmlPart[1]/ns0:Occupant[1]/ns0:OAddress2[1]" w:storeItemID="{A8F97DA1-7E35-43AE-9056-21DC708A540C}"/>
         <w:text/>
+        <w:alias w:val="#Nav: /Occupant/OAddress2"/>
+        <w:tag w:val="#Nav: SVA Repeal Prof/50640"/>
       </w:sdtPr>
       <w:sdtEndPr/>
       <w:sdtContent>
         <w:p>
           <w:pPr>
+            <w:tabs>
+              <w:tab w:val="right" w:pos="9638"/>
+            </w:tabs>
             <w:spacing w:after="0"/>
             <w:rPr>
               <w:rFonts w:ascii="Arial" w:hAnsi="Arial" w:cs="Arial"/>
               <w:lang w:val="en-US"/>
             </w:rPr>
           </w:pPr>
-          <w:proofErr w:type="spellStart"/>
           <w:r>
             <w:rPr>
               <w:rFonts w:ascii="Arial" w:hAnsi="Arial" w:cs="Arial"/>
               <w:lang w:val="en-US"/>
             </w:rPr>
-            <w:t>Oname</w:t>
+            <w:t>OAddress2</w:t>
           </w:r>
-          <w:proofErr w:type="spellEnd"/>
-        </w:p>
-      </w:sdtContent>
-    </w:sdt>
-    <w:sdt>
-      <w:sdtPr>
-        <w:rPr>
-          <w:rFonts w:ascii="Arial" w:hAnsi="Arial" w:cs="Arial"/>
-          <w:lang w:val="en-US"/>
-        </w:rPr>
-        <w:id w:val="-185608587"/>
-        <w:placeholder>
-          <w:docPart w:val="DefaultPlaceholder_-1854013440"/>
-        </w:placeholder>
-        <w:dataBinding w:prefixMappings="xmlns:ns0='urn:microsoft-dynamics-nav/reports/Occupant_Report_in/50300/' " w:xpath="/ns0:NavWordReportXmlPart[1]/ns0:Occupant[1]/ns0:Tenancy[1]/ns0:CAddress[1]" w:storeItemID="{66F782CE-610B-44ED-B878-984AF63E2BB4}"/>
-        <w:text/>
-      </w:sdtPr>
-      <w:sdtEndPr/>
-      <w:sdtContent>
-        <w:p>
-          <w:pPr>
-            <w:spacing w:after="0"/>
-            <w:rPr>
-              <w:rFonts w:ascii="Arial" w:hAnsi="Arial" w:cs="Arial"/>
-              <w:lang w:val="en-US"/>
-            </w:rPr>
-          </w:pPr>
-          <w:proofErr w:type="spellStart"/>
-          <w:r>
-            <w:rPr>
-              <w:rFonts w:ascii="Arial" w:hAnsi="Arial" w:cs="Arial"/>
-              <w:lang w:val="en-US"/>
-            </w:rPr>
-            <w:t>Caddress</w:t>
-          </w:r>
-          <w:proofErr w:type="spellEnd"/>
         </w:p>
       </w:sdtContent>
     </w:sdt>
     <w:p>
       <w:pPr>
+        <w:tabs>
+          <w:tab w:val="right" w:pos="9638"/>
+        </w:tabs>
         <w:spacing w:after="0"/>
         <w:rPr>
           <w:rFonts w:ascii="Arial" w:hAnsi="Arial" w:cs="Arial"/>
@@ -121,12 +158,14 @@
             <w:rFonts w:ascii="Arial" w:hAnsi="Arial" w:cs="Arial"/>
             <w:lang w:val="en-US"/>
           </w:rPr>
-          <w:id w:val="-1579591952"/>
+          <w:id w:val="-440834047"/>
           <w:placeholder>
             <w:docPart w:val="DefaultPlaceholder_-1854013440"/>
           </w:placeholder>
-          <w:dataBinding w:prefixMappings="xmlns:ns0='urn:microsoft-dynamics-nav/reports/Occupant_Report_in/50300/' " w:xpath="/ns0:NavWordReportXmlPart[1]/ns0:Occupant[1]/ns0:Tenancy[1]/ns0:CPostCode[1]" w:storeItemID="{66F782CE-610B-44ED-B878-984AF63E2BB4}"/>
+          <w:dataBinding w:prefixMappings="xmlns:ns0='urn:microsoft-dynamics-nav/reports/SVA Repeal Prof/50640/'" w:xpath="/ns0:NavWordReportXmlPart[1]/ns0:Occupant[1]/ns0:OPost_code[1]" w:storeItemID="{A8F97DA1-7E35-43AE-9056-21DC708A540C}"/>
           <w:text/>
+          <w:alias w:val="#Nav: /Occupant/OPost_code"/>
+          <w:tag w:val="#Nav: SVA Repeal Prof/50640"/>
         </w:sdtPr>
         <w:sdtEndPr/>
         <w:sdtContent>
@@ -136,7 +175,7 @@
               <w:rFonts w:ascii="Arial" w:hAnsi="Arial" w:cs="Arial"/>
               <w:lang w:val="en-US"/>
             </w:rPr>
-            <w:t>CpostCode</w:t>
+            <w:t>OPost_code</w:t>
           </w:r>
           <w:proofErr w:type="spellEnd"/>
         </w:sdtContent>
@@ -154,12 +193,14 @@
             <w:rFonts w:ascii="Arial" w:hAnsi="Arial" w:cs="Arial"/>
             <w:lang w:val="en-US"/>
           </w:rPr>
-          <w:id w:val="1650783627"/>
+          <w:id w:val="1218087993"/>
           <w:placeholder>
             <w:docPart w:val="DefaultPlaceholder_-1854013440"/>
           </w:placeholder>
-          <w:dataBinding w:prefixMappings="xmlns:ns0='urn:microsoft-dynamics-nav/reports/Occupant_Report_in/50300/' " w:xpath="/ns0:NavWordReportXmlPart[1]/ns0:Occupant[1]/ns0:Tenancy[1]/ns0:CCity[1]" w:storeItemID="{66F782CE-610B-44ED-B878-984AF63E2BB4}"/>
+          <w:dataBinding w:prefixMappings="xmlns:ns0='urn:microsoft-dynamics-nav/reports/SVA Repeal Prof/50640/'" w:xpath="/ns0:NavWordReportXmlPart[1]/ns0:Occupant[1]/ns0:OCity[1]" w:storeItemID="{A8F97DA1-7E35-43AE-9056-21DC708A540C}"/>
           <w:text/>
+          <w:alias w:val="#Nav: /Occupant/OCity"/>
+          <w:tag w:val="#Nav: SVA Repeal Prof/50640"/>
         </w:sdtPr>
         <w:sdtEndPr/>
         <w:sdtContent>
@@ -169,7 +210,7 @@
               <w:rFonts w:ascii="Arial" w:hAnsi="Arial" w:cs="Arial"/>
               <w:lang w:val="en-US"/>
             </w:rPr>
-            <w:t>CCity</w:t>
+            <w:t>OCity</w:t>
           </w:r>
           <w:proofErr w:type="spellEnd"/>
         </w:sdtContent>
@@ -178,14 +219,20 @@
     <w:p>
       <w:pPr>
         <w:tabs>
-          <w:tab w:val="left" w:pos="6804"/>
+          <w:tab w:val="right" w:pos="9638"/>
         </w:tabs>
         <w:spacing w:after="0"/>
         <w:rPr>
           <w:rFonts w:ascii="Arial" w:hAnsi="Arial" w:cs="Arial"/>
+        </w:rPr>
+      </w:pPr>
+      <w:r>
+        <w:rPr>
+          <w:rFonts w:ascii="Arial" w:hAnsi="Arial" w:cs="Arial"/>
           <w:lang w:val="en-US"/>
         </w:rPr>
-      </w:pPr>
+        <w:tab/>
+      </w:r>
       <w:r>
         <w:rPr>
           <w:rFonts w:ascii="Arial" w:hAnsi="Arial" w:cs="Arial"/>
@@ -196,45 +243,6 @@
       <w:r>
         <w:rPr>
           <w:rFonts w:ascii="Arial" w:hAnsi="Arial" w:cs="Arial"/>
-          <w:lang w:val="en-US"/>
-        </w:rPr>
-        <w:tab/>
-      </w:r>
-      <w:r>
-        <w:rPr>
-          <w:rFonts w:ascii="Arial" w:hAnsi="Arial" w:cs="Arial"/>
-          <w:lang w:val="en-US"/>
-        </w:rPr>
-        <w:tab/>
-      </w:r>
-    </w:p>
-    <w:p>
-      <w:pPr>
-        <w:tabs>
-          <w:tab w:val="left" w:pos="6804"/>
-        </w:tabs>
-        <w:spacing w:after="0"/>
-        <w:rPr>
-          <w:rFonts w:ascii="Arial" w:hAnsi="Arial" w:cs="Arial"/>
-        </w:rPr>
-      </w:pPr>
-      <w:r>
-        <w:rPr>
-          <w:rFonts w:ascii="Arial" w:hAnsi="Arial" w:cs="Arial"/>
-          <w:lang w:val="en-US"/>
-        </w:rPr>
-        <w:tab/>
-      </w:r>
-      <w:r>
-        <w:rPr>
-          <w:rFonts w:ascii="Arial" w:hAnsi="Arial" w:cs="Arial"/>
-          <w:lang w:val="en-US"/>
-        </w:rPr>
-        <w:tab/>
-      </w:r>
-      <w:r>
-        <w:rPr>
-          <w:rFonts w:ascii="Arial" w:hAnsi="Arial" w:cs="Arial"/>
         </w:rPr>
         <w:fldChar w:fldCharType="begin"/>
       </w:r>
@@ -255,7 +263,7 @@
           <w:rFonts w:ascii="Arial" w:hAnsi="Arial" w:cs="Arial"/>
           <w:noProof/>
         </w:rPr>
-        <w:t>19. oktober 2018</w:t>
+        <w:t>11. januar 2019</w:t>
       </w:r>
       <w:r>
         <w:rPr>
@@ -351,17 +359,23 @@
       <w:pPr>
         <w:rPr>
           <w:rFonts w:ascii="Arial" w:hAnsi="Arial" w:cs="Arial"/>
+        </w:rPr>
+      </w:pPr>
+      <w:r>
+        <w:rPr>
+          <w:rFonts w:ascii="Arial" w:hAnsi="Arial" w:cs="Arial"/>
           <w:b/>
           <w:u w:val="single"/>
         </w:rPr>
-      </w:pPr>
+        <w:t>Vedr.: Lejemål nr.</w:t>
+      </w:r>
       <w:r>
         <w:rPr>
           <w:rFonts w:ascii="Arial" w:hAnsi="Arial" w:cs="Arial"/>
           <w:b/>
           <w:u w:val="single"/>
         </w:rPr>
-        <w:t xml:space="preserve">Vedr.: Lejemål nr. </w:t>
+        <w:t xml:space="preserve"> </w:t>
       </w:r>
       <w:sdt>
         <w:sdtPr>
@@ -370,12 +384,14 @@
             <w:b/>
             <w:u w:val="single"/>
           </w:rPr>
-          <w:id w:val="1596047250"/>
+          <w:id w:val="-1055011680"/>
           <w:placeholder>
             <w:docPart w:val="DefaultPlaceholder_-1854013440"/>
           </w:placeholder>
-          <w:dataBinding w:prefixMappings="xmlns:ns0='urn:microsoft-dynamics-nav/reports/Occupant_Report_in/50300/' " w:xpath="/ns0:NavWordReportXmlPart[1]/ns0:Occupant[1]/ns0:OTenancy[1]" w:storeItemID="{66F782CE-610B-44ED-B878-984AF63E2BB4}"/>
+          <w:dataBinding w:prefixMappings="xmlns:ns0='urn:microsoft-dynamics-nav/reports/SVA Repeal Prof/50640/'" w:xpath="/ns0:NavWordReportXmlPart[1]/ns0:Occupant[1]/ns0:OTenancy[1]" w:storeItemID="{A8F97DA1-7E35-43AE-9056-21DC708A540C}"/>
           <w:text/>
+          <w:alias w:val="#Nav: /Occupant/OTenancy"/>
+          <w:tag w:val="#Nav: SVA Repeal Prof/50640"/>
         </w:sdtPr>
         <w:sdtEndPr/>
         <w:sdtContent>
@@ -386,7 +402,7 @@
               <w:b/>
               <w:u w:val="single"/>
             </w:rPr>
-            <w:t>Otenancy</w:t>
+            <w:t>OTenancy</w:t>
           </w:r>
           <w:proofErr w:type="spellEnd"/>
         </w:sdtContent>
@@ -406,46 +422,14 @@
             <w:b/>
             <w:u w:val="single"/>
           </w:rPr>
-          <w:id w:val="-1716569375"/>
+          <w:id w:val="996384694"/>
           <w:placeholder>
             <w:docPart w:val="DefaultPlaceholder_-1854013440"/>
           </w:placeholder>
-          <w:dataBinding w:prefixMappings="xmlns:ns0='urn:microsoft-dynamics-nav/reports/Occupant_Report_in/50300/' " w:xpath="/ns0:NavWordReportXmlPart[1]/ns0:Occupant[1]/ns0:Tenancy[1]/ns0:TAddress1[1]" w:storeItemID="{66F782CE-610B-44ED-B878-984AF63E2BB4}"/>
+          <w:dataBinding w:prefixMappings="xmlns:ns0='urn:microsoft-dynamics-nav/reports/SVA Repeal Prof/50640/'" w:xpath="/ns0:NavWordReportXmlPart[1]/ns0:Occupant[1]/ns0:Tenancy[1]/ns0:TAddress1[1]" w:storeItemID="{A8F97DA1-7E35-43AE-9056-21DC708A540C}"/>
           <w:text/>
-        </w:sdtPr>
-        <w:sdtEndPr/>
-        <w:sdtContent>
-          <w:r>
-            <w:rPr>
-              <w:rFonts w:ascii="Arial" w:hAnsi="Arial" w:cs="Arial"/>
-              <w:b/>
-              <w:u w:val="single"/>
-            </w:rPr>
-            <w:t>TAddress1</w:t>
-          </w:r>
-        </w:sdtContent>
-      </w:sdt>
-      <w:r>
-        <w:rPr>
-          <w:rFonts w:ascii="Arial" w:hAnsi="Arial" w:cs="Arial"/>
-          <w:b/>
-          <w:u w:val="single"/>
-        </w:rPr>
-        <w:t xml:space="preserve">, </w:t>
-      </w:r>
-      <w:sdt>
-        <w:sdtPr>
-          <w:rPr>
-            <w:rFonts w:ascii="Arial" w:hAnsi="Arial" w:cs="Arial"/>
-            <w:b/>
-            <w:u w:val="single"/>
-          </w:rPr>
-          <w:id w:val="399487627"/>
-          <w:placeholder>
-            <w:docPart w:val="DefaultPlaceholder_-1854013440"/>
-          </w:placeholder>
-          <w:dataBinding w:prefixMappings="xmlns:ns0='urn:microsoft-dynamics-nav/reports/Occupant_Report_in/50300/' " w:xpath="/ns0:NavWordReportXmlPart[1]/ns0:Occupant[1]/ns0:Tenancy[1]/ns0:TPostCode[1]" w:storeItemID="{66F782CE-610B-44ED-B878-984AF63E2BB4}"/>
-          <w:text/>
+          <w:alias w:val="#Nav: /Occupant/Tenancy/TAddress1"/>
+          <w:tag w:val="#Nav: SVA Repeal Prof/50640"/>
         </w:sdtPr>
         <w:sdtEndPr/>
         <w:sdtContent>
@@ -456,7 +440,7 @@
               <w:b/>
               <w:u w:val="single"/>
             </w:rPr>
-            <w:t>TpostCode</w:t>
+            <w:t>Adress</w:t>
           </w:r>
           <w:proofErr w:type="spellEnd"/>
         </w:sdtContent>
@@ -476,12 +460,14 @@
             <w:b/>
             <w:u w:val="single"/>
           </w:rPr>
-          <w:id w:val="-622925696"/>
+          <w:id w:val="1697201758"/>
           <w:placeholder>
             <w:docPart w:val="DefaultPlaceholder_-1854013440"/>
           </w:placeholder>
-          <w:dataBinding w:prefixMappings="xmlns:ns0='urn:microsoft-dynamics-nav/reports/Occupant_Report_in/50300/' " w:xpath="/ns0:NavWordReportXmlPart[1]/ns0:Occupant[1]/ns0:Tenancy[1]/ns0:TCity[1]" w:storeItemID="{66F782CE-610B-44ED-B878-984AF63E2BB4}"/>
+          <w:dataBinding w:prefixMappings="xmlns:ns0='urn:microsoft-dynamics-nav/reports/SVA Repeal Prof/50640/'" w:xpath="/ns0:NavWordReportXmlPart[1]/ns0:Occupant[1]/ns0:Tenancy[1]/ns0:TPostCode[1]" w:storeItemID="{A8F97DA1-7E35-43AE-9056-21DC708A540C}"/>
           <w:text/>
+          <w:alias w:val="#Nav: /Occupant/Tenancy/TPostCode"/>
+          <w:tag w:val="#Nav: SVA Repeal Prof/50640"/>
         </w:sdtPr>
         <w:sdtEndPr/>
         <w:sdtContent>
@@ -492,11 +478,107 @@
               <w:b/>
               <w:u w:val="single"/>
             </w:rPr>
-            <w:t>Tcity</w:t>
+            <w:t>TPostCode</w:t>
           </w:r>
           <w:proofErr w:type="spellEnd"/>
         </w:sdtContent>
       </w:sdt>
+      <w:r>
+        <w:rPr>
+          <w:rFonts w:ascii="Arial" w:hAnsi="Arial" w:cs="Arial"/>
+          <w:b/>
+          <w:u w:val="single"/>
+        </w:rPr>
+        <w:t xml:space="preserve"> </w:t>
+      </w:r>
+      <w:sdt>
+        <w:sdtPr>
+          <w:rPr>
+            <w:rFonts w:ascii="Arial" w:hAnsi="Arial" w:cs="Arial"/>
+            <w:b/>
+            <w:u w:val="single"/>
+          </w:rPr>
+          <w:id w:val="-531418699"/>
+          <w:placeholder>
+            <w:docPart w:val="DefaultPlaceholder_-1854013440"/>
+          </w:placeholder>
+          <w:dataBinding w:prefixMappings="xmlns:ns0='urn:microsoft-dynamics-nav/reports/SVA Repeal Prof/50640/'" w:xpath="/ns0:NavWordReportXmlPart[1]/ns0:Occupant[1]/ns0:Tenancy[1]/ns0:TCity[1]" w:storeItemID="{A8F97DA1-7E35-43AE-9056-21DC708A540C}"/>
+          <w:text/>
+          <w:alias w:val="#Nav: /Occupant/Tenancy/TCity"/>
+          <w:tag w:val="#Nav: SVA Repeal Prof/50640"/>
+        </w:sdtPr>
+        <w:sdtEndPr/>
+        <w:sdtContent>
+          <w:r>
+            <w:rPr>
+              <w:rFonts w:ascii="Arial" w:hAnsi="Arial" w:cs="Arial"/>
+              <w:b/>
+              <w:u w:val="single"/>
+            </w:rPr>
+            <w:t>TCity</w:t>
+          </w:r>
+        </w:sdtContent>
+      </w:sdt>
+      <w:r>
+        <w:rPr>
+          <w:rFonts w:ascii="Arial" w:hAnsi="Arial" w:cs="Arial"/>
+          <w:b/>
+          <w:u w:val="single"/>
+        </w:rPr>
+        <w:t>.</w:t>
+      </w:r>
+    </w:p>
+    <w:p>
+      <w:pPr>
+        <w:rPr>
+          <w:rFonts w:ascii="Arial" w:hAnsi="Arial" w:cs="Arial"/>
+        </w:rPr>
+      </w:pPr>
+      <w:r>
+        <w:rPr>
+          <w:rFonts w:ascii="Arial" w:hAnsi="Arial" w:cs="Arial"/>
+        </w:rPr>
+        <w:t>Da vi ikke har modtaget pligtige pengeydelser i hen</w:t>
+      </w:r>
+      <w:r>
+        <w:rPr>
+          <w:rFonts w:ascii="Arial" w:hAnsi="Arial" w:cs="Arial"/>
+        </w:rPr>
+        <w:t>h</w:t>
+      </w:r>
+      <w:r>
+        <w:rPr>
+          <w:rFonts w:ascii="Arial" w:hAnsi="Arial" w:cs="Arial"/>
+        </w:rPr>
+        <w:t>old til fremsendte påkrav, skal vi hermed hæve ovennævnte lejemål jf</w:t>
+      </w:r>
+      <w:r>
+        <w:rPr>
+          <w:rFonts w:ascii="Arial" w:hAnsi="Arial" w:cs="Arial"/>
+        </w:rPr>
+        <w:t xml:space="preserve">. </w:t>
+      </w:r>
+      <w:r>
+        <w:rPr>
+          <w:rFonts w:ascii="Arial" w:hAnsi="Arial" w:cs="Arial"/>
+        </w:rPr>
+        <w:t>erhvervslejelovens § 69, stk. 1. litra a</w:t>
+      </w:r>
+      <w:bookmarkStart w:name="_GoBack" w:id="0"/>
+      <w:bookmarkEnd w:id="0"/>
+    </w:p>
+    <w:p>
+      <w:pPr>
+        <w:rPr>
+          <w:rFonts w:ascii="Arial" w:hAnsi="Arial" w:cs="Arial"/>
+        </w:rPr>
+      </w:pPr>
+      <w:r>
+        <w:rPr>
+          <w:rFonts w:ascii="Arial" w:hAnsi="Arial" w:cs="Arial"/>
+        </w:rPr>
+        <w:t>Ophævelsen medfører pligt til omgående at fraflytte det lejede.</w:t>
+      </w:r>
     </w:p>
     <w:p>
       <w:pPr>
@@ -515,49 +597,31 @@
         <w:rPr>
           <w:rFonts w:ascii="Arial" w:hAnsi="Arial" w:cs="Arial"/>
         </w:rPr>
-        <w:t>Da vi ikke har modtaget pligtige pengeydelser i hen</w:t>
-      </w:r>
-      <w:r>
-        <w:rPr>
-          <w:rFonts w:ascii="Arial" w:hAnsi="Arial" w:cs="Arial"/>
-        </w:rPr>
-        <w:t>h</w:t>
-      </w:r>
-      <w:r>
-        <w:rPr>
-          <w:rFonts w:ascii="Arial" w:hAnsi="Arial" w:cs="Arial"/>
-        </w:rPr>
-        <w:t xml:space="preserve">old til fremsendte påkrav, skal vi hermed hæve ovennævnte lejemål jf. </w:t>
-      </w:r>
-      <w:r>
-        <w:rPr>
-          <w:rFonts w:ascii="Arial" w:hAnsi="Arial" w:cs="Arial"/>
-        </w:rPr>
-        <w:t>erhvervs</w:t>
-      </w:r>
-      <w:r>
-        <w:rPr>
-          <w:rFonts w:ascii="Arial" w:hAnsi="Arial" w:cs="Arial"/>
-        </w:rPr>
-        <w:t xml:space="preserve">lejelovens § </w:t>
-      </w:r>
-      <w:r>
-        <w:rPr>
-          <w:rFonts w:ascii="Arial" w:hAnsi="Arial" w:cs="Arial"/>
-        </w:rPr>
-        <w:t>69</w:t>
-      </w:r>
-      <w:r>
-        <w:rPr>
-          <w:rFonts w:ascii="Arial" w:hAnsi="Arial" w:cs="Arial"/>
-        </w:rPr>
-        <w:t>, stk. 1. litra a</w:t>
-      </w:r>
-      <w:r>
-        <w:rPr>
-          <w:rFonts w:ascii="Arial" w:hAnsi="Arial" w:cs="Arial"/>
-        </w:rPr>
-        <w:t>.</w:t>
+        <w:t>De bedes fora</w:t>
+      </w:r>
+      <w:r>
+        <w:rPr>
+          <w:rFonts w:ascii="Arial" w:hAnsi="Arial" w:cs="Arial"/>
+        </w:rPr>
+        <w:t>n</w:t>
+      </w:r>
+      <w:r>
+        <w:rPr>
+          <w:rFonts w:ascii="Arial" w:hAnsi="Arial" w:cs="Arial"/>
+        </w:rPr>
+        <w:t>ledige at lejemålet er ryddet og rengjort senes</w:t>
+      </w:r>
+      <w:r>
+        <w:rPr>
+          <w:rFonts w:ascii="Arial" w:hAnsi="Arial" w:cs="Arial"/>
+        </w:rPr>
+        <w:t>t</w:t>
+      </w:r>
+      <w:r>
+        <w:rPr>
+          <w:rFonts w:ascii="Arial" w:hAnsi="Arial" w:cs="Arial"/>
+        </w:rPr>
+        <w:t xml:space="preserve"> den ____________</w:t>
       </w:r>
     </w:p>
     <w:p>
@@ -577,7 +641,19 @@
         <w:rPr>
           <w:rFonts w:ascii="Arial" w:hAnsi="Arial" w:cs="Arial"/>
         </w:rPr>
-        <w:t>Ophævelsen medfører pligt til omgående at fraflytte det lejede.</w:t>
+        <w:t>Hvis De ikke inden det nævnte tidspunkt har ryddet lejemålet og afleveret nøglerne, vil sagen uden yderligere varsel bli</w:t>
+      </w:r>
+      <w:r>
+        <w:rPr>
+          <w:rFonts w:ascii="Arial" w:hAnsi="Arial" w:cs="Arial"/>
+        </w:rPr>
+        <w:t>v</w:t>
+      </w:r>
+      <w:r>
+        <w:rPr>
+          <w:rFonts w:ascii="Arial" w:hAnsi="Arial" w:cs="Arial"/>
+        </w:rPr>
+        <w:t>e overgivet til fogeden med anmodning om at udsætte Dem af lejemålet. Dette vil medføre yderligere omkostninger for Dem.</w:t>
       </w:r>
     </w:p>
     <w:p>
@@ -597,7 +673,7 @@
         <w:rPr>
           <w:rFonts w:ascii="Arial" w:hAnsi="Arial" w:cs="Arial"/>
         </w:rPr>
-        <w:t>De bedes fora</w:t>
+        <w:t>Denne skrivelse er fremsendt på a</w:t>
       </w:r>
       <w:r>
         <w:rPr>
@@ -609,21 +685,19 @@
         <w:rPr>
           <w:rFonts w:ascii="Arial" w:hAnsi="Arial" w:cs="Arial"/>
         </w:rPr>
-        <w:t>ledige at lejemålet er ryddet og rengjort senes</w:t>
-      </w:r>
-      <w:r>
-        <w:rPr>
-          <w:rFonts w:ascii="Arial" w:hAnsi="Arial" w:cs="Arial"/>
-        </w:rPr>
-        <w:t>t</w:t>
-      </w:r>
-      <w:bookmarkStart w:id="0" w:name="_GoBack"/>
-      <w:bookmarkEnd w:id="0"/>
-      <w:r>
-        <w:rPr>
-          <w:rFonts w:ascii="Arial" w:hAnsi="Arial" w:cs="Arial"/>
-        </w:rPr>
-        <w:t xml:space="preserve"> den ____________</w:t>
+        <w:t>befalet og som almindeli</w:t>
+      </w:r>
+      <w:r>
+        <w:rPr>
+          <w:rFonts w:ascii="Arial" w:hAnsi="Arial" w:cs="Arial"/>
+        </w:rPr>
+        <w:t>g</w:t>
+      </w:r>
+      <w:r>
+        <w:rPr>
+          <w:rFonts w:ascii="Arial" w:hAnsi="Arial" w:cs="Arial"/>
+        </w:rPr>
+        <w:t xml:space="preserve"> post.</w:t>
       </w:r>
     </w:p>
     <w:p>
@@ -643,104 +717,22 @@
         <w:rPr>
           <w:rFonts w:ascii="Arial" w:hAnsi="Arial" w:cs="Arial"/>
         </w:rPr>
-        <w:t>Hvis De ikke inden det nævnte tidspunkt har ryddet lejemålet og afleveret nøglerne, vil sagen uden yderligere varsel bli</w:t>
-      </w:r>
-      <w:r>
-        <w:rPr>
-          <w:rFonts w:ascii="Arial" w:hAnsi="Arial" w:cs="Arial"/>
-        </w:rPr>
-        <w:t>v</w:t>
-      </w:r>
-      <w:r>
-        <w:rPr>
-          <w:rFonts w:ascii="Arial" w:hAnsi="Arial" w:cs="Arial"/>
-        </w:rPr>
-        <w:t>e overgivet til fogeden med anmodning om at udsætte Dem af lejemålet. Dette vil medføre yderligere omkostninger for Dem.</w:t>
-      </w:r>
-    </w:p>
-    <w:p>
-      <w:pPr>
-        <w:rPr>
-          <w:rFonts w:ascii="Arial" w:hAnsi="Arial" w:cs="Arial"/>
-        </w:rPr>
-      </w:pPr>
-    </w:p>
-    <w:p>
-      <w:pPr>
-        <w:rPr>
-          <w:rFonts w:ascii="Arial" w:hAnsi="Arial" w:cs="Arial"/>
-        </w:rPr>
-      </w:pPr>
-      <w:r>
-        <w:rPr>
-          <w:rFonts w:ascii="Arial" w:hAnsi="Arial" w:cs="Arial"/>
-        </w:rPr>
-        <w:t>Denne skrivelse er fremsendt på a</w:t>
-      </w:r>
-      <w:r>
-        <w:rPr>
-          <w:rFonts w:ascii="Arial" w:hAnsi="Arial" w:cs="Arial"/>
-        </w:rPr>
-        <w:t>n</w:t>
-      </w:r>
-      <w:r>
-        <w:rPr>
-          <w:rFonts w:ascii="Arial" w:hAnsi="Arial" w:cs="Arial"/>
-        </w:rPr>
-        <w:t>befalet og som almindeli</w:t>
-      </w:r>
-      <w:r>
-        <w:rPr>
-          <w:rFonts w:ascii="Arial" w:hAnsi="Arial" w:cs="Arial"/>
-        </w:rPr>
-        <w:t>g</w:t>
-      </w:r>
-      <w:r>
-        <w:rPr>
-          <w:rFonts w:ascii="Arial" w:hAnsi="Arial" w:cs="Arial"/>
-        </w:rPr>
-        <w:t xml:space="preserve"> post.</w:t>
-      </w:r>
-    </w:p>
-    <w:p>
-      <w:pPr>
-        <w:rPr>
-          <w:rFonts w:ascii="Arial" w:hAnsi="Arial" w:cs="Arial"/>
-        </w:rPr>
-      </w:pPr>
-    </w:p>
-    <w:p>
-      <w:pPr>
-        <w:rPr>
-          <w:rFonts w:ascii="Arial" w:hAnsi="Arial" w:cs="Arial"/>
-        </w:rPr>
-      </w:pPr>
-      <w:r>
-        <w:rPr>
-          <w:rFonts w:ascii="Arial" w:hAnsi="Arial" w:cs="Arial"/>
-        </w:rPr>
         <w:t>Med venlig hilsen</w:t>
       </w:r>
-    </w:p>
-    <w:p>
-      <w:pPr>
-        <w:spacing w:after="0"/>
-        <w:rPr>
-          <w:rFonts w:ascii="Arial" w:hAnsi="Arial" w:cs="Arial"/>
-        </w:rPr>
-      </w:pPr>
     </w:p>
     <w:sdt>
       <w:sdtPr>
         <w:rPr>
           <w:rFonts w:ascii="Arial" w:hAnsi="Arial" w:cs="Arial"/>
         </w:rPr>
-        <w:id w:val="1118795067"/>
+        <w:id w:val="1639461485"/>
         <w:placeholder>
           <w:docPart w:val="DefaultPlaceholder_-1854013440"/>
         </w:placeholder>
-        <w:dataBinding w:prefixMappings="xmlns:ns0='urn:microsoft-dynamics-nav/reports/Occupant_Report_in/50300/' " w:xpath="/ns0:NavWordReportXmlPart[1]/ns0:Occupant[1]/ns0:Tenancy[1]/ns0:CName[1]" w:storeItemID="{66F782CE-610B-44ED-B878-984AF63E2BB4}"/>
+        <w:dataBinding w:prefixMappings="xmlns:ns0='urn:microsoft-dynamics-nav/reports/SVA Repeal Prof/50640/'" w:xpath="/ns0:NavWordReportXmlPart[1]/ns0:Company_Information[1]/ns0:CName[1]" w:storeItemID="{A8F97DA1-7E35-43AE-9056-21DC708A540C}"/>
         <w:text/>
+        <w:alias w:val="#Nav: /Company_Information/CName"/>
+        <w:tag w:val="#Nav: SVA Repeal Prof/50640"/>
       </w:sdtPr>
       <w:sdtEndPr/>
       <w:sdtContent>
@@ -756,7 +748,7 @@
             <w:rPr>
               <w:rFonts w:ascii="Arial" w:hAnsi="Arial" w:cs="Arial"/>
             </w:rPr>
-            <w:t>Cname</w:t>
+            <w:t>CName</w:t>
           </w:r>
           <w:proofErr w:type="spellEnd"/>
         </w:p>
@@ -767,12 +759,14 @@
         <w:rPr>
           <w:rFonts w:ascii="Arial" w:hAnsi="Arial" w:cs="Arial"/>
         </w:rPr>
-        <w:id w:val="-1598174269"/>
+        <w:id w:val="-1832674588"/>
         <w:placeholder>
           <w:docPart w:val="DefaultPlaceholder_-1854013440"/>
         </w:placeholder>
-        <w:dataBinding w:prefixMappings="xmlns:ns0='urn:microsoft-dynamics-nav/reports/Occupant_Report_in/50300/' " w:xpath="/ns0:NavWordReportXmlPart[1]/ns0:Occupant[1]/ns0:Tenancy[1]/ns0:CAddress[1]" w:storeItemID="{66F782CE-610B-44ED-B878-984AF63E2BB4}"/>
+        <w:dataBinding w:prefixMappings="xmlns:ns0='urn:microsoft-dynamics-nav/reports/SVA Repeal Prof/50640/'" w:xpath="/ns0:NavWordReportXmlPart[1]/ns0:Company_Information[1]/ns0:CAddress[1]" w:storeItemID="{A8F97DA1-7E35-43AE-9056-21DC708A540C}"/>
         <w:text/>
+        <w:alias w:val="#Nav: /Company_Information/CAddress"/>
+        <w:tag w:val="#Nav: SVA Repeal Prof/50640"/>
       </w:sdtPr>
       <w:sdtEndPr/>
       <w:sdtContent>
@@ -804,12 +798,14 @@
           <w:rPr>
             <w:rFonts w:ascii="Arial" w:hAnsi="Arial" w:cs="Arial"/>
           </w:rPr>
-          <w:id w:val="1905249897"/>
+          <w:id w:val="-2141878177"/>
           <w:placeholder>
             <w:docPart w:val="DefaultPlaceholder_-1854013440"/>
           </w:placeholder>
-          <w:dataBinding w:prefixMappings="xmlns:ns0='urn:microsoft-dynamics-nav/reports/Occupant_Report_in/50300/' " w:xpath="/ns0:NavWordReportXmlPart[1]/ns0:Occupant[1]/ns0:Tenancy[1]/ns0:CPostCode[1]" w:storeItemID="{66F782CE-610B-44ED-B878-984AF63E2BB4}"/>
+          <w:dataBinding w:prefixMappings="xmlns:ns0='urn:microsoft-dynamics-nav/reports/SVA Repeal Prof/50640/'" w:xpath="/ns0:NavWordReportXmlPart[1]/ns0:Company_Information[1]/ns0:CPostCode[1]" w:storeItemID="{A8F97DA1-7E35-43AE-9056-21DC708A540C}"/>
           <w:text/>
+          <w:alias w:val="#Nav: /Company_Information/CPostCode"/>
+          <w:tag w:val="#Nav: SVA Repeal Prof/50640"/>
         </w:sdtPr>
         <w:sdtEndPr/>
         <w:sdtContent>
@@ -818,7 +814,7 @@
             <w:rPr>
               <w:rFonts w:ascii="Arial" w:hAnsi="Arial" w:cs="Arial"/>
             </w:rPr>
-            <w:t>CpostCode</w:t>
+            <w:t>CPostCode</w:t>
           </w:r>
           <w:proofErr w:type="spellEnd"/>
         </w:sdtContent>
@@ -834,12 +830,14 @@
           <w:rPr>
             <w:rFonts w:ascii="Arial" w:hAnsi="Arial" w:cs="Arial"/>
           </w:rPr>
-          <w:id w:val="143095301"/>
+          <w:id w:val="189890119"/>
           <w:placeholder>
             <w:docPart w:val="DefaultPlaceholder_-1854013440"/>
           </w:placeholder>
-          <w:dataBinding w:prefixMappings="xmlns:ns0='urn:microsoft-dynamics-nav/reports/Occupant_Report_in/50300/' " w:xpath="/ns0:NavWordReportXmlPart[1]/ns0:Occupant[1]/ns0:Tenancy[1]/ns0:CCity[1]" w:storeItemID="{66F782CE-610B-44ED-B878-984AF63E2BB4}"/>
+          <w:dataBinding w:prefixMappings="xmlns:ns0='urn:microsoft-dynamics-nav/reports/SVA Repeal Prof/50640/'" w:xpath="/ns0:NavWordReportXmlPart[1]/ns0:Company_Information[1]/ns0:CCity[1]" w:storeItemID="{A8F97DA1-7E35-43AE-9056-21DC708A540C}"/>
           <w:text/>
+          <w:alias w:val="#Nav: /Company_Information/CCity"/>
+          <w:tag w:val="#Nav: SVA Repeal Prof/50640"/>
         </w:sdtPr>
         <w:sdtEndPr/>
         <w:sdtContent>
@@ -1386,12 +1384,14 @@
   <w:rsids>
     <w:rsidRoot w:val="00BE11E8"/>
     <w:rsid w:val="001D7977"/>
-    <w:rsid w:val="00367BC8"/>
-    <w:rsid w:val="005730A7"/>
-    <w:rsid w:val="007951F1"/>
+    <w:rsid w:val="007A0487"/>
     <w:rsid w:val="009A43F3"/>
+    <w:rsid w:val="00B46FCE"/>
     <w:rsid w:val="00BE11E8"/>
+    <w:rsid w:val="00CA0CA1"/>
+    <w:rsid w:val="00CA7143"/>
     <w:rsid w:val="00CF32E1"/>
+    <w:rsid w:val="00ED2A18"/>
   </w:rsids>
   <m:mathPr>
     <m:mathFont m:val="Cambria Math"/>
@@ -2154,47 +2154,53 @@
 </a:theme>
 </file>
 
-<file path=customXml/item1.xml>��< ? x m l   v e r s i o n = " 1 . 0 "   e n c o d i n g = " u t f - 1 6 " ? > < N a v W o r d R e p o r t X m l P a r t   x m l n s = " u r n : m i c r o s o f t - d y n a m i c s - n a v / r e p o r t s / O c c u p a n t _ R e p o r t _ i n / 5 0 3 0 0 / " > +<file path=customXML/item2.xml>��< ? x m l   v e r s i o n = " 1 . 0 "   e n c o d i n g = " u t f - 1 6 " ? > + 
+ < N a v W o r d R e p o r t X m l P a r t   x m l n s = " u r n : m i c r o s o f t - d y n a m i c s - n a v / r e p o r t s / S V A   R e p e a l   P r o f / 5 0 6 4 0 / " >   
      < O c c u p a n t >   
-         < O C u s t o m e r > O c u s t o m e r < / O C u s t o m e r > - 
-         < O N a m e > O n a m e < / O N a m e > +         < O a d d r e s s > O a d d r e s s < / O a d d r e s s > + 
+         < O A d d r e s s 2 > O A d d r e s s 2 < / O A d d r e s s 2 > + 
+         < O C i t y > O C i t y < / O C i t y > + 
+         < O C u s t o m e r > O C u s t o m e r < / O C u s t o m e r > + 
+         < O N a m e > O N a m e < / O N a m e > + 
+         < O P o s t _ c o d e > O P o s t _ c o d e < / O P o s t _ c o d e >   
          < O S t a r t d a t e > O S t a r t d a t e < / O S t a r t d a t e >   
-         < O T e n a n c y > O t e n a n c y < / O T e n a n c y > +         < O T e n a n c y > O T e n a n c y < / O T e n a n c y >   
          < T e n a n c y >   
-             < C A d d r e s s > C a d d r e s s < / C A d d r e s s > - 
-             < C C i t y > C C i t y < / C C i t y > - 
-             < C N a m e > C n a m e < / C N a m e > - 
-             < C P o s t C o d e > C p o s t C o d e < / C P o s t C o d e > - 
              < T A d d r e s s 1 > T A d d r e s s 1 < / T A d d r e s s 1 >   
              < T A d d r e s s 2 > T A d d r e s s 2 < / T A d d r e s s 2 >   
-             < T C i t y > T c i t y < / T C i t y > - 
-             < T P o s t C o d e > T p o s t C o d e < / T P o s t C o d e > +             < T C i t y > T C i t y < / T C i t y > + 
+             < T P o s t C o d e > T P o s t C o d e < / T P o s t C o d e >   
          < / T e n a n c y >   
      < / O c c u p a n t >   
+     < C o m p a n y _ I n f o r m a t i o n > + 
+         < C A d d r e s s > C A d d r e s s < / C A d d r e s s > + 
+         < C C i t y > C C i t y < / C C i t y > + 
+         < C N a m e > C N a m e < / C N a m e > + 
+         < C P o s t C o d e > C P o s t C o d e < / C P o s t C o d e > + 
+     < / C o m p a n y _ I n f o r m a t i o n > + 
  < / N a v W o r d R e p o r t X m l P a r t > 
-</file>
-
-<file path=customXml/itemProps1.xml><?xml version="1.0" encoding="utf-8"?>
-<ds:datastoreItem xmlns:ds="http://schemas.openxmlformats.org/officeDocument/2006/customXml" ds:itemID="{66F782CE-610B-44ED-B878-984AF63E2BB4}">
-  <ds:schemaRefs>
-    <ds:schemaRef ds:uri="urn:microsoft-dynamics-nav/reports/Occupant_Report_in/50300/"/>
-  </ds:schemaRefs>
-</ds:datastoreItem>
 </file>
--- a/Layouts/RepealProf.docx
+++ b/Layouts/RepealProf.docx
@@ -19,14 +19,14 @@
             <w:rFonts w:ascii="Arial" w:hAnsi="Arial" w:cs="Arial"/>
             <w:lang w:val="en-US"/>
           </w:rPr>
+          <w:alias w:val="#Nav: /Occupant/OName"/>
+          <w:tag w:val="#Nav: SVA Repeal Prof/50016"/>
           <w:id w:val="-1247033780"/>
           <w:placeholder>
             <w:docPart w:val="DefaultPlaceholder_-1854013440"/>
           </w:placeholder>
-          <w:dataBinding w:prefixMappings="xmlns:ns0='urn:microsoft-dynamics-nav/reports/SVA Repeal Prof/50640/'" w:xpath="/ns0:NavWordReportXmlPart[1]/ns0:Occupant[1]/ns0:OName[1]" w:storeItemID="{A8F97DA1-7E35-43AE-9056-21DC708A540C}"/>
+          <w:dataBinding w:prefixMappings="xmlns:ns0='urn:microsoft-dynamics-nav/reports/SVA Repeal Prof/50016/'" w:xpath="/ns0:NavWordReportXmlPart[1]/ns0:Occupant[1]/ns0:OName[1]" w:storeItemID="{C344364D-68A0-4CF6-89F0-53D60438E59A}"/>
           <w:text/>
-          <w:alias w:val="#Nav: /Occupant/OName"/>
-          <w:tag w:val="#Nav: SVA Repeal Prof/50640"/>
         </w:sdtPr>
         <w:sdtEndPr/>
         <w:sdtContent>
@@ -69,14 +69,14 @@
           <w:rFonts w:ascii="Arial" w:hAnsi="Arial" w:cs="Arial"/>
           <w:lang w:val="en-US"/>
         </w:rPr>
+        <w:alias w:val="#Nav: /Occupant/Oaddress"/>
+        <w:tag w:val="#Nav: SVA Repeal Prof/50016"/>
         <w:id w:val="-949932917"/>
         <w:placeholder>
           <w:docPart w:val="DefaultPlaceholder_-1854013440"/>
         </w:placeholder>
-        <w:dataBinding w:prefixMappings="xmlns:ns0='urn:microsoft-dynamics-nav/reports/SVA Repeal Prof/50640/'" w:xpath="/ns0:NavWordReportXmlPart[1]/ns0:Occupant[1]/ns0:Oaddress[1]" w:storeItemID="{A8F97DA1-7E35-43AE-9056-21DC708A540C}"/>
+        <w:dataBinding w:prefixMappings="xmlns:ns0='urn:microsoft-dynamics-nav/reports/SVA Repeal Prof/50016/'" w:xpath="/ns0:NavWordReportXmlPart[1]/ns0:Occupant[1]/ns0:Oaddress[1]" w:storeItemID="{C344364D-68A0-4CF6-89F0-53D60438E59A}"/>
         <w:text/>
-        <w:alias w:val="#Nav: /Occupant/Oaddress"/>
-        <w:tag w:val="#Nav: SVA Repeal Prof/50640"/>
       </w:sdtPr>
       <w:sdtEndPr/>
       <w:sdtContent>
@@ -109,14 +109,14 @@
           <w:rFonts w:ascii="Arial" w:hAnsi="Arial" w:cs="Arial"/>
           <w:lang w:val="en-US"/>
         </w:rPr>
+        <w:alias w:val="#Nav: /Occupant/OAddress2"/>
+        <w:tag w:val="#Nav: SVA Repeal Prof/50016"/>
         <w:id w:val="393396109"/>
         <w:placeholder>
           <w:docPart w:val="DefaultPlaceholder_-1854013440"/>
         </w:placeholder>
-        <w:dataBinding w:prefixMappings="xmlns:ns0='urn:microsoft-dynamics-nav/reports/SVA Repeal Prof/50640/'" w:xpath="/ns0:NavWordReportXmlPart[1]/ns0:Occupant[1]/ns0:OAddress2[1]" w:storeItemID="{A8F97DA1-7E35-43AE-9056-21DC708A540C}"/>
+        <w:dataBinding w:prefixMappings="xmlns:ns0='urn:microsoft-dynamics-nav/reports/SVA Repeal Prof/50016/'" w:xpath="/ns0:NavWordReportXmlPart[1]/ns0:Occupant[1]/ns0:OAddress2[1]" w:storeItemID="{C344364D-68A0-4CF6-89F0-53D60438E59A}"/>
         <w:text/>
-        <w:alias w:val="#Nav: /Occupant/OAddress2"/>
-        <w:tag w:val="#Nav: SVA Repeal Prof/50640"/>
       </w:sdtPr>
       <w:sdtEndPr/>
       <w:sdtContent>
@@ -158,14 +158,14 @@
             <w:rFonts w:ascii="Arial" w:hAnsi="Arial" w:cs="Arial"/>
             <w:lang w:val="en-US"/>
           </w:rPr>
+          <w:alias w:val="#Nav: /Occupant/OPost_code"/>
+          <w:tag w:val="#Nav: SVA Repeal Prof/50016"/>
           <w:id w:val="-440834047"/>
           <w:placeholder>
             <w:docPart w:val="DefaultPlaceholder_-1854013440"/>
           </w:placeholder>
-          <w:dataBinding w:prefixMappings="xmlns:ns0='urn:microsoft-dynamics-nav/reports/SVA Repeal Prof/50640/'" w:xpath="/ns0:NavWordReportXmlPart[1]/ns0:Occupant[1]/ns0:OPost_code[1]" w:storeItemID="{A8F97DA1-7E35-43AE-9056-21DC708A540C}"/>
+          <w:dataBinding w:prefixMappings="xmlns:ns0='urn:microsoft-dynamics-nav/reports/SVA Repeal Prof/50016/'" w:xpath="/ns0:NavWordReportXmlPart[1]/ns0:Occupant[1]/ns0:OPost_code[1]" w:storeItemID="{C344364D-68A0-4CF6-89F0-53D60438E59A}"/>
           <w:text/>
-          <w:alias w:val="#Nav: /Occupant/OPost_code"/>
-          <w:tag w:val="#Nav: SVA Repeal Prof/50640"/>
         </w:sdtPr>
         <w:sdtEndPr/>
         <w:sdtContent>
@@ -193,14 +193,14 @@
             <w:rFonts w:ascii="Arial" w:hAnsi="Arial" w:cs="Arial"/>
             <w:lang w:val="en-US"/>
           </w:rPr>
+          <w:alias w:val="#Nav: /Occupant/OCity"/>
+          <w:tag w:val="#Nav: SVA Repeal Prof/50016"/>
           <w:id w:val="1218087993"/>
           <w:placeholder>
             <w:docPart w:val="DefaultPlaceholder_-1854013440"/>
           </w:placeholder>
-          <w:dataBinding w:prefixMappings="xmlns:ns0='urn:microsoft-dynamics-nav/reports/SVA Repeal Prof/50640/'" w:xpath="/ns0:NavWordReportXmlPart[1]/ns0:Occupant[1]/ns0:OCity[1]" w:storeItemID="{A8F97DA1-7E35-43AE-9056-21DC708A540C}"/>
+          <w:dataBinding w:prefixMappings="xmlns:ns0='urn:microsoft-dynamics-nav/reports/SVA Repeal Prof/50016/'" w:xpath="/ns0:NavWordReportXmlPart[1]/ns0:Occupant[1]/ns0:OCity[1]" w:storeItemID="{C344364D-68A0-4CF6-89F0-53D60438E59A}"/>
           <w:text/>
-          <w:alias w:val="#Nav: /Occupant/OCity"/>
-          <w:tag w:val="#Nav: SVA Repeal Prof/50640"/>
         </w:sdtPr>
         <w:sdtEndPr/>
         <w:sdtContent>
@@ -263,7 +263,7 @@
           <w:rFonts w:ascii="Arial" w:hAnsi="Arial" w:cs="Arial"/>
           <w:noProof/>
         </w:rPr>
-        <w:t>11. januar 2019</w:t>
+        <w:t>10. december 2019</w:t>
       </w:r>
       <w:r>
         <w:rPr>
@@ -384,14 +384,14 @@
             <w:b/>
             <w:u w:val="single"/>
           </w:rPr>
+          <w:alias w:val="#Nav: /Occupant/OTenancy"/>
+          <w:tag w:val="#Nav: SVA Repeal Prof/50016"/>
           <w:id w:val="-1055011680"/>
           <w:placeholder>
             <w:docPart w:val="DefaultPlaceholder_-1854013440"/>
           </w:placeholder>
-          <w:dataBinding w:prefixMappings="xmlns:ns0='urn:microsoft-dynamics-nav/reports/SVA Repeal Prof/50640/'" w:xpath="/ns0:NavWordReportXmlPart[1]/ns0:Occupant[1]/ns0:OTenancy[1]" w:storeItemID="{A8F97DA1-7E35-43AE-9056-21DC708A540C}"/>
+          <w:dataBinding w:prefixMappings="xmlns:ns0='urn:microsoft-dynamics-nav/reports/SVA Repeal Prof/50016/'" w:xpath="/ns0:NavWordReportXmlPart[1]/ns0:Occupant[1]/ns0:OTenancy[1]" w:storeItemID="{C344364D-68A0-4CF6-89F0-53D60438E59A}"/>
           <w:text/>
-          <w:alias w:val="#Nav: /Occupant/OTenancy"/>
-          <w:tag w:val="#Nav: SVA Repeal Prof/50640"/>
         </w:sdtPr>
         <w:sdtEndPr/>
         <w:sdtContent>
@@ -422,27 +422,25 @@
             <w:b/>
             <w:u w:val="single"/>
           </w:rPr>
+          <w:alias w:val="#Nav: /Occupant/Tenancy/TAddress1"/>
+          <w:tag w:val="#Nav: SVA Repeal Prof/50016"/>
           <w:id w:val="996384694"/>
           <w:placeholder>
             <w:docPart w:val="DefaultPlaceholder_-1854013440"/>
           </w:placeholder>
-          <w:dataBinding w:prefixMappings="xmlns:ns0='urn:microsoft-dynamics-nav/reports/SVA Repeal Prof/50640/'" w:xpath="/ns0:NavWordReportXmlPart[1]/ns0:Occupant[1]/ns0:Tenancy[1]/ns0:TAddress1[1]" w:storeItemID="{A8F97DA1-7E35-43AE-9056-21DC708A540C}"/>
+          <w:dataBinding w:prefixMappings="xmlns:ns0='urn:microsoft-dynamics-nav/reports/SVA Repeal Prof/50016/'" w:xpath="/ns0:NavWordReportXmlPart[1]/ns0:Occupant[1]/ns0:Tenancy[1]/ns0:TAddress1[1]" w:storeItemID="{C344364D-68A0-4CF6-89F0-53D60438E59A}"/>
           <w:text/>
-          <w:alias w:val="#Nav: /Occupant/Tenancy/TAddress1"/>
-          <w:tag w:val="#Nav: SVA Repeal Prof/50640"/>
         </w:sdtPr>
         <w:sdtEndPr/>
         <w:sdtContent>
-          <w:proofErr w:type="spellStart"/>
           <w:r>
             <w:rPr>
               <w:rFonts w:ascii="Arial" w:hAnsi="Arial" w:cs="Arial"/>
               <w:b/>
               <w:u w:val="single"/>
             </w:rPr>
-            <w:t>Adress</w:t>
+            <w:t>TAddress1</w:t>
           </w:r>
-          <w:proofErr w:type="spellEnd"/>
         </w:sdtContent>
       </w:sdt>
       <w:r>
@@ -460,14 +458,14 @@
             <w:b/>
             <w:u w:val="single"/>
           </w:rPr>
+          <w:alias w:val="#Nav: /Occupant/Tenancy/TPostCode"/>
+          <w:tag w:val="#Nav: SVA Repeal Prof/50016"/>
           <w:id w:val="1697201758"/>
           <w:placeholder>
             <w:docPart w:val="DefaultPlaceholder_-1854013440"/>
           </w:placeholder>
-          <w:dataBinding w:prefixMappings="xmlns:ns0='urn:microsoft-dynamics-nav/reports/SVA Repeal Prof/50640/'" w:xpath="/ns0:NavWordReportXmlPart[1]/ns0:Occupant[1]/ns0:Tenancy[1]/ns0:TPostCode[1]" w:storeItemID="{A8F97DA1-7E35-43AE-9056-21DC708A540C}"/>
+          <w:dataBinding w:prefixMappings="xmlns:ns0='urn:microsoft-dynamics-nav/reports/SVA Repeal Prof/50016/'" w:xpath="/ns0:NavWordReportXmlPart[1]/ns0:Occupant[1]/ns0:Tenancy[1]/ns0:TPostCode[1]" w:storeItemID="{C344364D-68A0-4CF6-89F0-53D60438E59A}"/>
           <w:text/>
-          <w:alias w:val="#Nav: /Occupant/Tenancy/TPostCode"/>
-          <w:tag w:val="#Nav: SVA Repeal Prof/50640"/>
         </w:sdtPr>
         <w:sdtEndPr/>
         <w:sdtContent>
@@ -498,14 +496,14 @@
             <w:b/>
             <w:u w:val="single"/>
           </w:rPr>
+          <w:alias w:val="#Nav: /Occupant/Tenancy/TCity"/>
+          <w:tag w:val="#Nav: SVA Repeal Prof/50016"/>
           <w:id w:val="-531418699"/>
           <w:placeholder>
             <w:docPart w:val="DefaultPlaceholder_-1854013440"/>
           </w:placeholder>
-          <w:dataBinding w:prefixMappings="xmlns:ns0='urn:microsoft-dynamics-nav/reports/SVA Repeal Prof/50640/'" w:xpath="/ns0:NavWordReportXmlPart[1]/ns0:Occupant[1]/ns0:Tenancy[1]/ns0:TCity[1]" w:storeItemID="{A8F97DA1-7E35-43AE-9056-21DC708A540C}"/>
+          <w:dataBinding w:prefixMappings="xmlns:ns0='urn:microsoft-dynamics-nav/reports/SVA Repeal Prof/50016/'" w:xpath="/ns0:NavWordReportXmlPart[1]/ns0:Occupant[1]/ns0:Tenancy[1]/ns0:TCity[1]" w:storeItemID="{C344364D-68A0-4CF6-89F0-53D60438E59A}"/>
           <w:text/>
-          <w:alias w:val="#Nav: /Occupant/Tenancy/TCity"/>
-          <w:tag w:val="#Nav: SVA Repeal Prof/50640"/>
         </w:sdtPr>
         <w:sdtEndPr/>
         <w:sdtContent>
@@ -556,28 +554,13 @@
         <w:rPr>
           <w:rFonts w:ascii="Arial" w:hAnsi="Arial" w:cs="Arial"/>
         </w:rPr>
-        <w:t xml:space="preserve">. </w:t>
-      </w:r>
-      <w:r>
-        <w:rPr>
-          <w:rFonts w:ascii="Arial" w:hAnsi="Arial" w:cs="Arial"/>
-        </w:rPr>
-        <w:t>erhvervslejelovens § 69, stk. 1. litra a</w:t>
-      </w:r>
-      <w:bookmarkStart w:name="_GoBack" w:id="0"/>
-      <w:bookmarkEnd w:id="0"/>
-    </w:p>
-    <w:p>
-      <w:pPr>
-        <w:rPr>
-          <w:rFonts w:ascii="Arial" w:hAnsi="Arial" w:cs="Arial"/>
-        </w:rPr>
-      </w:pPr>
-      <w:r>
-        <w:rPr>
-          <w:rFonts w:ascii="Arial" w:hAnsi="Arial" w:cs="Arial"/>
-        </w:rPr>
-        <w:t>Ophævelsen medfører pligt til omgående at fraflytte det lejede.</w:t>
+        <w:t>. erhvervslejelovens § 69, stk. 1. litra a</w:t>
+      </w:r>
+      <w:r>
+        <w:rPr>
+          <w:rFonts w:ascii="Arial" w:hAnsi="Arial" w:cs="Arial"/>
+        </w:rPr>
+        <w:t>.</w:t>
       </w:r>
     </w:p>
     <w:p>
@@ -597,31 +580,7 @@
         <w:rPr>
           <w:rFonts w:ascii="Arial" w:hAnsi="Arial" w:cs="Arial"/>
         </w:rPr>
-        <w:t>De bedes fora</w:t>
-      </w:r>
-      <w:r>
-        <w:rPr>
-          <w:rFonts w:ascii="Arial" w:hAnsi="Arial" w:cs="Arial"/>
-        </w:rPr>
-        <w:t>n</w:t>
-      </w:r>
-      <w:r>
-        <w:rPr>
-          <w:rFonts w:ascii="Arial" w:hAnsi="Arial" w:cs="Arial"/>
-        </w:rPr>
-        <w:t>ledige at lejemålet er ryddet og rengjort senes</w:t>
-      </w:r>
-      <w:r>
-        <w:rPr>
-          <w:rFonts w:ascii="Arial" w:hAnsi="Arial" w:cs="Arial"/>
-        </w:rPr>
-        <w:t>t</w:t>
-      </w:r>
-      <w:r>
-        <w:rPr>
-          <w:rFonts w:ascii="Arial" w:hAnsi="Arial" w:cs="Arial"/>
-        </w:rPr>
-        <w:t xml:space="preserve"> den ____________</w:t>
+        <w:t>Ophævelsen medfører pligt til omgående at fraflytte det lejede.</w:t>
       </w:r>
     </w:p>
     <w:p>
@@ -641,19 +600,31 @@
         <w:rPr>
           <w:rFonts w:ascii="Arial" w:hAnsi="Arial" w:cs="Arial"/>
         </w:rPr>
-        <w:t>Hvis De ikke inden det nævnte tidspunkt har ryddet lejemålet og afleveret nøglerne, vil sagen uden yderligere varsel bli</w:t>
-      </w:r>
-      <w:r>
-        <w:rPr>
-          <w:rFonts w:ascii="Arial" w:hAnsi="Arial" w:cs="Arial"/>
-        </w:rPr>
-        <w:t>v</w:t>
-      </w:r>
-      <w:r>
-        <w:rPr>
-          <w:rFonts w:ascii="Arial" w:hAnsi="Arial" w:cs="Arial"/>
-        </w:rPr>
-        <w:t>e overgivet til fogeden med anmodning om at udsætte Dem af lejemålet. Dette vil medføre yderligere omkostninger for Dem.</w:t>
+        <w:t>De bedes fora</w:t>
+      </w:r>
+      <w:r>
+        <w:rPr>
+          <w:rFonts w:ascii="Arial" w:hAnsi="Arial" w:cs="Arial"/>
+        </w:rPr>
+        <w:t>n</w:t>
+      </w:r>
+      <w:r>
+        <w:rPr>
+          <w:rFonts w:ascii="Arial" w:hAnsi="Arial" w:cs="Arial"/>
+        </w:rPr>
+        <w:t>ledige at lejemålet er ryddet og rengjort senes</w:t>
+      </w:r>
+      <w:r>
+        <w:rPr>
+          <w:rFonts w:ascii="Arial" w:hAnsi="Arial" w:cs="Arial"/>
+        </w:rPr>
+        <w:t>t</w:t>
+      </w:r>
+      <w:r>
+        <w:rPr>
+          <w:rFonts w:ascii="Arial" w:hAnsi="Arial" w:cs="Arial"/>
+        </w:rPr>
+        <w:t xml:space="preserve"> den ____________</w:t>
       </w:r>
     </w:p>
     <w:p>
@@ -669,35 +640,99 @@
           <w:rFonts w:ascii="Arial" w:hAnsi="Arial" w:cs="Arial"/>
         </w:rPr>
       </w:pPr>
-      <w:r>
-        <w:rPr>
-          <w:rFonts w:ascii="Arial" w:hAnsi="Arial" w:cs="Arial"/>
-        </w:rPr>
-        <w:t>Denne skrivelse er fremsendt på a</w:t>
-      </w:r>
-      <w:r>
-        <w:rPr>
-          <w:rFonts w:ascii="Arial" w:hAnsi="Arial" w:cs="Arial"/>
-        </w:rPr>
-        <w:t>n</w:t>
-      </w:r>
-      <w:r>
-        <w:rPr>
-          <w:rFonts w:ascii="Arial" w:hAnsi="Arial" w:cs="Arial"/>
-        </w:rPr>
-        <w:t>befalet og som almindeli</w:t>
-      </w:r>
-      <w:r>
-        <w:rPr>
-          <w:rFonts w:ascii="Arial" w:hAnsi="Arial" w:cs="Arial"/>
-        </w:rPr>
-        <w:t>g</w:t>
-      </w:r>
-      <w:r>
-        <w:rPr>
-          <w:rFonts w:ascii="Arial" w:hAnsi="Arial" w:cs="Arial"/>
-        </w:rPr>
-        <w:t xml:space="preserve"> post.</w:t>
+      <w:sdt>
+        <w:sdtPr>
+          <w:rPr>
+            <w:rFonts w:ascii="Arial" w:hAnsi="Arial" w:cs="Arial"/>
+          </w:rPr>
+          <w:id w:val="-1518376760"/>
+          <w:placeholder>
+            <w:docPart w:val="DefaultPlaceholder_-1854013440"/>
+          </w:placeholder>
+          <w:dataBinding w:prefixMappings="xmlns:ns0='urn:microsoft-dynamics-nav/reports/SVA Repeal Prof/50016/'" w:xpath="/ns0:NavWordReportXmlPart[1]/ns0:Occupant[1]/ns0:OName[1]" w:storeItemID="{C344364D-68A0-4CF6-89F0-53D60438E59A}"/>
+          <w:text/>
+          <w:alias w:val="#Nav: /Occupant/OName"/>
+          <w:tag w:val="#Nav: SVA Repeal Prof/50016"/>
+        </w:sdtPr>
+        <w:sdtContent>
+          <w:proofErr w:type="spellStart"/>
+          <w:r>
+            <w:rPr>
+              <w:rFonts w:ascii="Arial" w:hAnsi="Arial" w:cs="Arial"/>
+            </w:rPr>
+            <w:t>OName</w:t>
+          </w:r>
+          <w:proofErr w:type="spellEnd"/>
+        </w:sdtContent>
+      </w:sdt>
+      <w:r>
+        <w:rPr>
+          <w:rFonts w:ascii="Arial" w:hAnsi="Arial" w:cs="Arial"/>
+        </w:rPr>
+        <w:t xml:space="preserve"> bedes inden ovenstående dato kontakte os for aftale om udlevering af nøgler og afholdelse af flyttesyn. </w:t>
+      </w:r>
+      <w:proofErr w:type="gramStart"/>
+      <w:r>
+        <w:rPr>
+          <w:rFonts w:ascii="Arial" w:hAnsi="Arial" w:cs="Arial"/>
+        </w:rPr>
+        <w:t>Såfremt</w:t>
+      </w:r>
+      <w:proofErr w:type="gramEnd"/>
+      <w:r>
+        <w:rPr>
+          <w:rFonts w:ascii="Arial" w:hAnsi="Arial" w:cs="Arial"/>
+        </w:rPr>
+        <w:t xml:space="preserve"> lejemålet ikke er fraflyttet og ryddeliggjort senest samme dato, vil vi uden yderligere varsel anmode fogeden om at udsætte </w:t>
+      </w:r>
+      <w:sdt>
+        <w:sdtPr>
+          <w:rPr>
+            <w:rFonts w:ascii="Arial" w:hAnsi="Arial" w:cs="Arial"/>
+          </w:rPr>
+          <w:id w:val="-1476984787"/>
+          <w:placeholder>
+            <w:docPart w:val="DefaultPlaceholder_-1854013440"/>
+          </w:placeholder>
+          <w:dataBinding w:prefixMappings="xmlns:ns0='urn:microsoft-dynamics-nav/reports/SVA Repeal Prof/50016/'" w:xpath="/ns0:NavWordReportXmlPart[1]/ns0:Occupant[1]/ns0:OName[1]" w:storeItemID="{C344364D-68A0-4CF6-89F0-53D60438E59A}"/>
+          <w:text/>
+          <w:alias w:val="#Nav: /Occupant/OName"/>
+          <w:tag w:val="#Nav: SVA Repeal Prof/50016"/>
+        </w:sdtPr>
+        <w:sdtContent>
+          <w:proofErr w:type="spellStart"/>
+          <w:r>
+            <w:rPr>
+              <w:rFonts w:ascii="Arial" w:hAnsi="Arial" w:cs="Arial"/>
+            </w:rPr>
+            <w:t>OName</w:t>
+          </w:r>
+          <w:proofErr w:type="spellEnd"/>
+        </w:sdtContent>
+      </w:sdt>
+      <w:r>
+        <w:rPr>
+          <w:rFonts w:ascii="Arial" w:hAnsi="Arial" w:cs="Arial"/>
+        </w:rPr>
+        <w:t xml:space="preserve"> </w:t>
+      </w:r>
+      <w:r>
+        <w:rPr>
+          <w:rFonts w:ascii="Arial" w:hAnsi="Arial" w:cs="Arial"/>
+        </w:rPr>
+        <w:t xml:space="preserve">af lejemålet. Dette vil medføre </w:t>
+      </w:r>
+      <w:r>
+        <w:rPr>
+          <w:rFonts w:ascii="Arial" w:hAnsi="Arial" w:cs="Arial"/>
+        </w:rPr>
+        <w:t>y</w:t>
+      </w:r>
+      <w:r>
+        <w:rPr>
+          <w:rFonts w:ascii="Arial" w:hAnsi="Arial" w:cs="Arial"/>
+        </w:rPr>
+        <w:t>derligere omkostninger.</w:t>
       </w:r>
     </w:p>
     <w:p>
@@ -717,6 +752,50 @@
         <w:rPr>
           <w:rFonts w:ascii="Arial" w:hAnsi="Arial" w:cs="Arial"/>
         </w:rPr>
+        <w:t>Denne skrivelse er fremsendt på a</w:t>
+      </w:r>
+      <w:r>
+        <w:rPr>
+          <w:rFonts w:ascii="Arial" w:hAnsi="Arial" w:cs="Arial"/>
+        </w:rPr>
+        <w:t>n</w:t>
+      </w:r>
+      <w:r>
+        <w:rPr>
+          <w:rFonts w:ascii="Arial" w:hAnsi="Arial" w:cs="Arial"/>
+        </w:rPr>
+        <w:t>befalet og som almindeli</w:t>
+      </w:r>
+      <w:r>
+        <w:rPr>
+          <w:rFonts w:ascii="Arial" w:hAnsi="Arial" w:cs="Arial"/>
+        </w:rPr>
+        <w:t>g</w:t>
+      </w:r>
+      <w:r>
+        <w:rPr>
+          <w:rFonts w:ascii="Arial" w:hAnsi="Arial" w:cs="Arial"/>
+        </w:rPr>
+        <w:t xml:space="preserve"> post.</w:t>
+      </w:r>
+    </w:p>
+    <w:p>
+      <w:pPr>
+        <w:rPr>
+          <w:rFonts w:ascii="Arial" w:hAnsi="Arial" w:cs="Arial"/>
+        </w:rPr>
+      </w:pPr>
+    </w:p>
+    <w:p>
+      <w:pPr>
+        <w:rPr>
+          <w:rFonts w:ascii="Arial" w:hAnsi="Arial" w:cs="Arial"/>
+        </w:rPr>
+      </w:pPr>
+      <w:r>
+        <w:rPr>
+          <w:rFonts w:ascii="Arial" w:hAnsi="Arial" w:cs="Arial"/>
+        </w:rPr>
         <w:t>Med venlig hilsen</w:t>
       </w:r>
     </w:p>
@@ -725,14 +804,14 @@
         <w:rPr>
           <w:rFonts w:ascii="Arial" w:hAnsi="Arial" w:cs="Arial"/>
         </w:rPr>
+        <w:alias w:val="#Nav: /Company_Information/CName"/>
+        <w:tag w:val="#Nav: SVA Repeal Prof/50016"/>
         <w:id w:val="1639461485"/>
         <w:placeholder>
           <w:docPart w:val="DefaultPlaceholder_-1854013440"/>
         </w:placeholder>
-        <w:dataBinding w:prefixMappings="xmlns:ns0='urn:microsoft-dynamics-nav/reports/SVA Repeal Prof/50640/'" w:xpath="/ns0:NavWordReportXmlPart[1]/ns0:Company_Information[1]/ns0:CName[1]" w:storeItemID="{A8F97DA1-7E35-43AE-9056-21DC708A540C}"/>
+        <w:dataBinding w:prefixMappings="xmlns:ns0='urn:microsoft-dynamics-nav/reports/SVA Repeal Prof/50016/'" w:xpath="/ns0:NavWordReportXmlPart[1]/ns0:Company_Information[1]/ns0:CName[1]" w:storeItemID="{C344364D-68A0-4CF6-89F0-53D60438E59A}"/>
         <w:text/>
-        <w:alias w:val="#Nav: /Company_Information/CName"/>
-        <w:tag w:val="#Nav: SVA Repeal Prof/50640"/>
       </w:sdtPr>
       <w:sdtEndPr/>
       <w:sdtContent>
@@ -759,14 +838,14 @@
         <w:rPr>
           <w:rFonts w:ascii="Arial" w:hAnsi="Arial" w:cs="Arial"/>
         </w:rPr>
+        <w:alias w:val="#Nav: /Company_Information/CAddress"/>
+        <w:tag w:val="#Nav: SVA Repeal Prof/50016"/>
         <w:id w:val="-1832674588"/>
         <w:placeholder>
           <w:docPart w:val="DefaultPlaceholder_-1854013440"/>
         </w:placeholder>
-        <w:dataBinding w:prefixMappings="xmlns:ns0='urn:microsoft-dynamics-nav/reports/SVA Repeal Prof/50640/'" w:xpath="/ns0:NavWordReportXmlPart[1]/ns0:Company_Information[1]/ns0:CAddress[1]" w:storeItemID="{A8F97DA1-7E35-43AE-9056-21DC708A540C}"/>
+        <w:dataBinding w:prefixMappings="xmlns:ns0='urn:microsoft-dynamics-nav/reports/SVA Repeal Prof/50016/'" w:xpath="/ns0:NavWordReportXmlPart[1]/ns0:Company_Information[1]/ns0:CAddress[1]" w:storeItemID="{C344364D-68A0-4CF6-89F0-53D60438E59A}"/>
         <w:text/>
-        <w:alias w:val="#Nav: /Company_Information/CAddress"/>
-        <w:tag w:val="#Nav: SVA Repeal Prof/50640"/>
       </w:sdtPr>
       <w:sdtEndPr/>
       <w:sdtContent>
@@ -777,12 +856,14 @@
               <w:rFonts w:ascii="Arial" w:hAnsi="Arial" w:cs="Arial"/>
             </w:rPr>
           </w:pPr>
+          <w:proofErr w:type="spellStart"/>
           <w:r>
             <w:rPr>
               <w:rFonts w:ascii="Arial" w:hAnsi="Arial" w:cs="Arial"/>
             </w:rPr>
-            <w:t>Caddress</w:t>
+            <w:t>CAddress</w:t>
           </w:r>
+          <w:proofErr w:type="spellEnd"/>
         </w:p>
       </w:sdtContent>
     </w:sdt>
@@ -798,14 +879,14 @@
           <w:rPr>
             <w:rFonts w:ascii="Arial" w:hAnsi="Arial" w:cs="Arial"/>
           </w:rPr>
+          <w:alias w:val="#Nav: /Company_Information/CPostCode"/>
+          <w:tag w:val="#Nav: SVA Repeal Prof/50016"/>
           <w:id w:val="-2141878177"/>
           <w:placeholder>
             <w:docPart w:val="DefaultPlaceholder_-1854013440"/>
           </w:placeholder>
-          <w:dataBinding w:prefixMappings="xmlns:ns0='urn:microsoft-dynamics-nav/reports/SVA Repeal Prof/50640/'" w:xpath="/ns0:NavWordReportXmlPart[1]/ns0:Company_Information[1]/ns0:CPostCode[1]" w:storeItemID="{A8F97DA1-7E35-43AE-9056-21DC708A540C}"/>
+          <w:dataBinding w:prefixMappings="xmlns:ns0='urn:microsoft-dynamics-nav/reports/SVA Repeal Prof/50016/'" w:xpath="/ns0:NavWordReportXmlPart[1]/ns0:Company_Information[1]/ns0:CPostCode[1]" w:storeItemID="{C344364D-68A0-4CF6-89F0-53D60438E59A}"/>
           <w:text/>
-          <w:alias w:val="#Nav: /Company_Information/CPostCode"/>
-          <w:tag w:val="#Nav: SVA Repeal Prof/50640"/>
         </w:sdtPr>
         <w:sdtEndPr/>
         <w:sdtContent>
@@ -830,14 +911,14 @@
           <w:rPr>
             <w:rFonts w:ascii="Arial" w:hAnsi="Arial" w:cs="Arial"/>
           </w:rPr>
+          <w:alias w:val="#Nav: /Company_Information/CCity"/>
+          <w:tag w:val="#Nav: SVA Repeal Prof/50016"/>
           <w:id w:val="189890119"/>
           <w:placeholder>
             <w:docPart w:val="DefaultPlaceholder_-1854013440"/>
           </w:placeholder>
-          <w:dataBinding w:prefixMappings="xmlns:ns0='urn:microsoft-dynamics-nav/reports/SVA Repeal Prof/50640/'" w:xpath="/ns0:NavWordReportXmlPart[1]/ns0:Company_Information[1]/ns0:CCity[1]" w:storeItemID="{A8F97DA1-7E35-43AE-9056-21DC708A540C}"/>
+          <w:dataBinding w:prefixMappings="xmlns:ns0='urn:microsoft-dynamics-nav/reports/SVA Repeal Prof/50016/'" w:xpath="/ns0:NavWordReportXmlPart[1]/ns0:Company_Information[1]/ns0:CCity[1]" w:storeItemID="{C344364D-68A0-4CF6-89F0-53D60438E59A}"/>
           <w:text/>
-          <w:alias w:val="#Nav: /Company_Information/CCity"/>
-          <w:tag w:val="#Nav: SVA Repeal Prof/50640"/>
         </w:sdtPr>
         <w:sdtEndPr/>
         <w:sdtContent>
@@ -879,7 +960,7 @@
       </w:pPr>
     </w:pPrDefault>
   </w:docDefaults>
-  <w:latentStyles w:defLockedState="0" w:defUIPriority="99" w:defSemiHidden="0" w:defUnhideWhenUsed="0" w:defQFormat="0" w:count="375">
+  <w:latentStyles w:defLockedState="0" w:defUIPriority="99" w:defSemiHidden="0" w:defUnhideWhenUsed="0" w:defQFormat="0" w:count="376">
     <w:lsdException w:name="Normal" w:uiPriority="0" w:qFormat="1"/>
     <w:lsdException w:name="heading 1" w:uiPriority="9" w:qFormat="1"/>
     <w:lsdException w:name="heading 2" w:semiHidden="1" w:uiPriority="9" w:unhideWhenUsed="1" w:qFormat="1"/>
@@ -985,7 +1066,6 @@
     <w:lsdException w:name="HTML Sample" w:semiHidden="1" w:unhideWhenUsed="1"/>
     <w:lsdException w:name="HTML Typewriter" w:semiHidden="1" w:unhideWhenUsed="1"/>
     <w:lsdException w:name="HTML Variable" w:semiHidden="1" w:unhideWhenUsed="1"/>
-    <w:lsdException w:name="Normal Table" w:semiHidden="1" w:unhideWhenUsed="1"/>
     <w:lsdException w:name="annotation subject" w:semiHidden="1" w:unhideWhenUsed="1"/>
     <w:lsdException w:name="No List" w:semiHidden="1" w:unhideWhenUsed="1"/>
     <w:lsdException w:name="Outline List 1" w:semiHidden="1" w:unhideWhenUsed="1"/>
@@ -1032,10 +1112,8 @@
     <w:lsdException w:name="Table Subtle 2" w:semiHidden="1" w:unhideWhenUsed="1"/>
     <w:lsdException w:name="Table Web 1" w:semiHidden="1" w:unhideWhenUsed="1"/>
     <w:lsdException w:name="Table Web 2" w:semiHidden="1" w:unhideWhenUsed="1"/>
-    <w:lsdException w:name="Table Web 3" w:semiHidden="1" w:unhideWhenUsed="1"/>
     <w:lsdException w:name="Balloon Text" w:semiHidden="1" w:unhideWhenUsed="1"/>
     <w:lsdException w:name="Table Grid" w:uiPriority="39"/>
-    <w:lsdException w:name="Table Theme" w:semiHidden="1" w:unhideWhenUsed="1"/>
     <w:lsdException w:name="Placeholder Text" w:semiHidden="1"/>
     <w:lsdException w:name="No Spacing" w:uiPriority="1" w:qFormat="1"/>
     <w:lsdException w:name="Light Shading" w:uiPriority="60"/>
@@ -1255,6 +1333,7 @@
     <w:lsdException w:name="Smart Hyperlink" w:semiHidden="1" w:unhideWhenUsed="1"/>
     <w:lsdException w:name="Hashtag" w:semiHidden="1" w:unhideWhenUsed="1"/>
     <w:lsdException w:name="Unresolved Mention" w:semiHidden="1" w:unhideWhenUsed="1"/>
+    <w:lsdException w:name="Smart Link" w:semiHidden="1" w:unhideWhenUsed="1"/>
   </w:latentStyles>
   <w:style w:type="paragraph" w:default="1" w:styleId="Normal">
     <w:name w:val="Normal"/>
@@ -1354,7 +1433,7 @@
     <w:charset w:val="00"/>
     <w:family w:val="swiss"/>
     <w:pitch w:val="variable"/>
-    <w:sig w:usb0="E0002EFF" w:usb1="C000785B" w:usb2="00000009" w:usb3="00000000" w:csb0="000001FF" w:csb1="00000000"/>
+    <w:sig w:usb0="E0002EFF" w:usb1="C0007843" w:usb2="00000009" w:usb3="00000000" w:csb0="000001FF" w:csb1="00000000"/>
   </w:font>
   <w:font w:name="Calibri Light">
     <w:panose1 w:val="020F0302020204030204"/>
@@ -1384,6 +1463,7 @@
   <w:rsids>
     <w:rsidRoot w:val="00BE11E8"/>
     <w:rsid w:val="001D7977"/>
+    <w:rsid w:val="00711D9D"/>
     <w:rsid w:val="007A0487"/>
     <w:rsid w:val="009A43F3"/>
     <w:rsid w:val="00B46FCE"/>
@@ -1431,7 +1511,7 @@
       </w:pPr>
     </w:pPrDefault>
   </w:docDefaults>
-  <w:latentStyles w:defLockedState="0" w:defUIPriority="99" w:defSemiHidden="0" w:defUnhideWhenUsed="0" w:defQFormat="0" w:count="375">
+  <w:latentStyles w:defLockedState="0" w:defUIPriority="99" w:defSemiHidden="0" w:defUnhideWhenUsed="0" w:defQFormat="0" w:count="376">
     <w:lsdException w:name="Normal" w:uiPriority="0" w:qFormat="1"/>
     <w:lsdException w:name="heading 1" w:uiPriority="9" w:qFormat="1"/>
     <w:lsdException w:name="heading 2" w:semiHidden="1" w:uiPriority="9" w:unhideWhenUsed="1" w:qFormat="1"/>
@@ -1537,7 +1617,6 @@
     <w:lsdException w:name="HTML Sample" w:semiHidden="1" w:unhideWhenUsed="1"/>
     <w:lsdException w:name="HTML Typewriter" w:semiHidden="1" w:unhideWhenUsed="1"/>
     <w:lsdException w:name="HTML Variable" w:semiHidden="1" w:unhideWhenUsed="1"/>
-    <w:lsdException w:name="Normal Table" w:semiHidden="1" w:unhideWhenUsed="1"/>
     <w:lsdException w:name="annotation subject" w:semiHidden="1" w:unhideWhenUsed="1"/>
     <w:lsdException w:name="No List" w:semiHidden="1" w:unhideWhenUsed="1"/>
     <w:lsdException w:name="Outline List 1" w:semiHidden="1" w:unhideWhenUsed="1"/>
@@ -1584,10 +1663,8 @@
     <w:lsdException w:name="Table Subtle 2" w:semiHidden="1" w:unhideWhenUsed="1"/>
     <w:lsdException w:name="Table Web 1" w:semiHidden="1" w:unhideWhenUsed="1"/>
     <w:lsdException w:name="Table Web 2" w:semiHidden="1" w:unhideWhenUsed="1"/>
-    <w:lsdException w:name="Table Web 3" w:semiHidden="1" w:unhideWhenUsed="1"/>
     <w:lsdException w:name="Balloon Text" w:semiHidden="1" w:unhideWhenUsed="1"/>
     <w:lsdException w:name="Table Grid" w:uiPriority="39"/>
-    <w:lsdException w:name="Table Theme" w:semiHidden="1" w:unhideWhenUsed="1"/>
     <w:lsdException w:name="Placeholder Text" w:semiHidden="1"/>
     <w:lsdException w:name="No Spacing" w:uiPriority="1" w:qFormat="1"/>
     <w:lsdException w:name="Light Shading" w:uiPriority="60"/>
@@ -1807,6 +1884,7 @@
     <w:lsdException w:name="Smart Hyperlink" w:semiHidden="1" w:unhideWhenUsed="1"/>
     <w:lsdException w:name="Hashtag" w:semiHidden="1" w:unhideWhenUsed="1"/>
     <w:lsdException w:name="Unresolved Mention" w:semiHidden="1" w:unhideWhenUsed="1"/>
+    <w:lsdException w:name="Smart Link" w:semiHidden="1" w:unhideWhenUsed="1"/>
   </w:latentStyles>
   <w:style w:type="paragraph" w:default="1" w:styleId="Normal">
     <w:name w:val="Normal"/>
@@ -2154,9 +2232,9 @@
 </a:theme>
 </file>
 
-<file path=customXML/item2.xml>��< ? x m l   v e r s i o n = " 1 . 0 "   e n c o d i n g = " u t f - 1 6 " ? > - 
- < N a v W o r d R e p o r t X m l P a r t   x m l n s = " u r n : m i c r o s o f t - d y n a m i c s - n a v / r e p o r t s / S V A   R e p e a l   P r o f / 5 0 6 4 0 / " > +<file path=customXml/item1.xml>��< ? x m l   v e r s i o n = " 1 . 0 "   e n c o d i n g = " u t f - 1 6 " ? > + 
+ < N a v W o r d R e p o r t X m l P a r t   x m l n s = " u r n : m i c r o s o f t - d y n a m i c s - n a v / r e p o r t s / S V A   R e p e a l   P r o f / 5 0 0 1 6 / " >   
      < O c c u p a n t >   
@@ -2198,9 +2276,31 @@
  
          < C N a m e > C N a m e < / C N a m e >   
+         < C o m p a n y B a n A c c o u n t N o > C o m p a n y B a n A c c o u n t N o < / C o m p a n y B a n A c c o u n t N o > + 
+         < C o m p a n y B a n k B r a n c h N o > C o m p a n y B a n k B r a n c h N o < / C o m p a n y B a n k B r a n c h N o > + 
+         < C o m p a n y B a n k N a m e > C o m p a n y B a n k N a m e < / C o m p a n y B a n k N a m e > + 
+         < C o m p a n y G e t V A T R e g i s t r a t i o n N u m b e r L b l > C o m p a n y G e t V A T R e g i s t r a t i o n N u m b e r L b l < / C o m p a n y G e t V A T R e g i s t r a t i o n N u m b e r L b l > + 
+         < C o m p a n y P h o n e _ N o _ > C o m p a n y P h o n e _ N o _ < / C o m p a n y P h o n e _ N o _ > + 
+         < C O m p a n y P i c t u r e > C O m p a n y P i c t u r e < / C O m p a n y P i c t u r e > + 
+         < C o m p a n y V A T _ R e g i s t r a t i o n _ N o _ > C o m p a n y V A T _ R e g i s t r a t i o n _ N o _ < / C o m p a n y V A T _ R e g i s t r a t i o n _ N o _ > + 
          < C P o s t C o d e > C P o s t C o d e < / C P o s t C o d e >   
      < / C o m p a n y _ I n f o r m a t i o n >   
  < / N a v W o r d R e p o r t X m l P a r t > 
+</file>
+
+<file path=customXml/itemProps1.xml><?xml version="1.0" encoding="utf-8"?>
+<ds:datastoreItem xmlns:ds="http://schemas.openxmlformats.org/officeDocument/2006/customXml" ds:itemID="{C344364D-68A0-4CF6-89F0-53D60438E59A}">
+  <ds:schemaRefs>
+    <ds:schemaRef ds:uri="urn:microsoft-dynamics-nav/reports/SVA Repeal Prof/50016/"/>
+  </ds:schemaRefs>
+</ds:datastoreItem>
 </file>
--- a/Layouts/RepealProf.docx
+++ b/Layouts/RepealProf.docx
@@ -2232,7 +2232,7 @@
 </a:theme>
 </file>
 
-<file path=customXml/item1.xml>��< ? x m l   v e r s i o n = " 1 . 0 "   e n c o d i n g = " u t f - 1 6 " ? > +<file path=customXML/item2.xml>��< ? x m l   v e r s i o n = " 1 . 0 "   e n c o d i n g = " u t f - 1 6 " ? >   
  < N a v W o r d R e p o r t X m l P a r t   x m l n s = " u r n : m i c r o s o f t - d y n a m i c s - n a v / r e p o r t s / S V A   R e p e a l   P r o f / 5 0 0 1 6 / " >   
@@ -2295,12 +2295,4 @@
      < / C o m p a n y _ I n f o r m a t i o n >   
  < / N a v W o r d R e p o r t X m l P a r t > 
-</file>
-
-<file path=customXml/itemProps1.xml><?xml version="1.0" encoding="utf-8"?>
-<ds:datastoreItem xmlns:ds="http://schemas.openxmlformats.org/officeDocument/2006/customXml" ds:itemID="{C344364D-68A0-4CF6-89F0-53D60438E59A}">
-  <ds:schemaRefs>
-    <ds:schemaRef ds:uri="urn:microsoft-dynamics-nav/reports/SVA Repeal Prof/50016/"/>
-  </ds:schemaRefs>
-</ds:datastoreItem>
 </file>
--- a/Layouts/RepealProf.docx
+++ b/Layouts/RepealProf.docx
@@ -20,12 +20,12 @@
             <w:lang w:val="en-US"/>
           </w:rPr>
           <w:alias w:val="#Nav: /Occupant/OName"/>
-          <w:tag w:val="#Nav: SVA Repeal Prof/50016"/>
+          <w:tag w:val="#Nav: SVA_Repeal_Prof/50016"/>
           <w:id w:val="-1247033780"/>
           <w:placeholder>
             <w:docPart w:val="DefaultPlaceholder_-1854013440"/>
           </w:placeholder>
-          <w:dataBinding w:prefixMappings="xmlns:ns0='urn:microsoft-dynamics-nav/reports/SVA Repeal Prof/50016/'" w:xpath="/ns0:NavWordReportXmlPart[1]/ns0:Occupant[1]/ns0:OName[1]" w:storeItemID="{C344364D-68A0-4CF6-89F0-53D60438E59A}"/>
+          <w:dataBinding w:prefixMappings="xmlns:ns0='urn:microsoft-dynamics-nav/reports/SVA_Repeal_Prof/50016/'" w:xpath="/ns0:NavWordReportXmlPart[1]/ns0:Occupant[1]/ns0:OName[1]" w:storeItemID="{C344364D-68A0-4CF6-89F0-53D60438E59A}"/>
           <w:text/>
         </w:sdtPr>
         <w:sdtEndPr/>
@@ -70,12 +70,12 @@
           <w:lang w:val="en-US"/>
         </w:rPr>
         <w:alias w:val="#Nav: /Occupant/Oaddress"/>
-        <w:tag w:val="#Nav: SVA Repeal Prof/50016"/>
+        <w:tag w:val="#Nav: SVA_Repeal_Prof/50016"/>
         <w:id w:val="-949932917"/>
         <w:placeholder>
           <w:docPart w:val="DefaultPlaceholder_-1854013440"/>
         </w:placeholder>
-        <w:dataBinding w:prefixMappings="xmlns:ns0='urn:microsoft-dynamics-nav/reports/SVA Repeal Prof/50016/'" w:xpath="/ns0:NavWordReportXmlPart[1]/ns0:Occupant[1]/ns0:Oaddress[1]" w:storeItemID="{C344364D-68A0-4CF6-89F0-53D60438E59A}"/>
+        <w:dataBinding w:prefixMappings="xmlns:ns0='urn:microsoft-dynamics-nav/reports/SVA_Repeal_Prof/50016/'" w:xpath="/ns0:NavWordReportXmlPart[1]/ns0:Occupant[1]/ns0:Oaddress[1]" w:storeItemID="{C344364D-68A0-4CF6-89F0-53D60438E59A}"/>
         <w:text/>
       </w:sdtPr>
       <w:sdtEndPr/>
@@ -110,12 +110,12 @@
           <w:lang w:val="en-US"/>
         </w:rPr>
         <w:alias w:val="#Nav: /Occupant/OAddress2"/>
-        <w:tag w:val="#Nav: SVA Repeal Prof/50016"/>
+        <w:tag w:val="#Nav: SVA_Repeal_Prof/50016"/>
         <w:id w:val="393396109"/>
         <w:placeholder>
           <w:docPart w:val="DefaultPlaceholder_-1854013440"/>
         </w:placeholder>
-        <w:dataBinding w:prefixMappings="xmlns:ns0='urn:microsoft-dynamics-nav/reports/SVA Repeal Prof/50016/'" w:xpath="/ns0:NavWordReportXmlPart[1]/ns0:Occupant[1]/ns0:OAddress2[1]" w:storeItemID="{C344364D-68A0-4CF6-89F0-53D60438E59A}"/>
+        <w:dataBinding w:prefixMappings="xmlns:ns0='urn:microsoft-dynamics-nav/reports/SVA_Repeal_Prof/50016/'" w:xpath="/ns0:NavWordReportXmlPart[1]/ns0:Occupant[1]/ns0:OAddress2[1]" w:storeItemID="{C344364D-68A0-4CF6-89F0-53D60438E59A}"/>
         <w:text/>
       </w:sdtPr>
       <w:sdtEndPr/>
@@ -159,12 +159,12 @@
             <w:lang w:val="en-US"/>
           </w:rPr>
           <w:alias w:val="#Nav: /Occupant/OPost_code"/>
-          <w:tag w:val="#Nav: SVA Repeal Prof/50016"/>
+          <w:tag w:val="#Nav: SVA_Repeal_Prof/50016"/>
           <w:id w:val="-440834047"/>
           <w:placeholder>
             <w:docPart w:val="DefaultPlaceholder_-1854013440"/>
           </w:placeholder>
-          <w:dataBinding w:prefixMappings="xmlns:ns0='urn:microsoft-dynamics-nav/reports/SVA Repeal Prof/50016/'" w:xpath="/ns0:NavWordReportXmlPart[1]/ns0:Occupant[1]/ns0:OPost_code[1]" w:storeItemID="{C344364D-68A0-4CF6-89F0-53D60438E59A}"/>
+          <w:dataBinding w:prefixMappings="xmlns:ns0='urn:microsoft-dynamics-nav/reports/SVA_Repeal_Prof/50016/'" w:xpath="/ns0:NavWordReportXmlPart[1]/ns0:Occupant[1]/ns0:OPost_code[1]" w:storeItemID="{C344364D-68A0-4CF6-89F0-53D60438E59A}"/>
           <w:text/>
         </w:sdtPr>
         <w:sdtEndPr/>
@@ -194,12 +194,12 @@
             <w:lang w:val="en-US"/>
           </w:rPr>
           <w:alias w:val="#Nav: /Occupant/OCity"/>
-          <w:tag w:val="#Nav: SVA Repeal Prof/50016"/>
+          <w:tag w:val="#Nav: SVA_Repeal_Prof/50016"/>
           <w:id w:val="1218087993"/>
           <w:placeholder>
             <w:docPart w:val="DefaultPlaceholder_-1854013440"/>
           </w:placeholder>
-          <w:dataBinding w:prefixMappings="xmlns:ns0='urn:microsoft-dynamics-nav/reports/SVA Repeal Prof/50016/'" w:xpath="/ns0:NavWordReportXmlPart[1]/ns0:Occupant[1]/ns0:OCity[1]" w:storeItemID="{C344364D-68A0-4CF6-89F0-53D60438E59A}"/>
+          <w:dataBinding w:prefixMappings="xmlns:ns0='urn:microsoft-dynamics-nav/reports/SVA_Repeal_Prof/50016/'" w:xpath="/ns0:NavWordReportXmlPart[1]/ns0:Occupant[1]/ns0:OCity[1]" w:storeItemID="{C344364D-68A0-4CF6-89F0-53D60438E59A}"/>
           <w:text/>
         </w:sdtPr>
         <w:sdtEndPr/>
@@ -385,12 +385,12 @@
             <w:u w:val="single"/>
           </w:rPr>
           <w:alias w:val="#Nav: /Occupant/OTenancy"/>
-          <w:tag w:val="#Nav: SVA Repeal Prof/50016"/>
+          <w:tag w:val="#Nav: SVA_Repeal_Prof/50016"/>
           <w:id w:val="-1055011680"/>
           <w:placeholder>
             <w:docPart w:val="DefaultPlaceholder_-1854013440"/>
           </w:placeholder>
-          <w:dataBinding w:prefixMappings="xmlns:ns0='urn:microsoft-dynamics-nav/reports/SVA Repeal Prof/50016/'" w:xpath="/ns0:NavWordReportXmlPart[1]/ns0:Occupant[1]/ns0:OTenancy[1]" w:storeItemID="{C344364D-68A0-4CF6-89F0-53D60438E59A}"/>
+          <w:dataBinding w:prefixMappings="xmlns:ns0='urn:microsoft-dynamics-nav/reports/SVA_Repeal_Prof/50016/'" w:xpath="/ns0:NavWordReportXmlPart[1]/ns0:Occupant[1]/ns0:OTenancy[1]" w:storeItemID="{C344364D-68A0-4CF6-89F0-53D60438E59A}"/>
           <w:text/>
         </w:sdtPr>
         <w:sdtEndPr/>
@@ -423,12 +423,12 @@
             <w:u w:val="single"/>
           </w:rPr>
           <w:alias w:val="#Nav: /Occupant/Tenancy/TAddress1"/>
-          <w:tag w:val="#Nav: SVA Repeal Prof/50016"/>
+          <w:tag w:val="#Nav: SVA_Repeal_Prof/50016"/>
           <w:id w:val="996384694"/>
           <w:placeholder>
             <w:docPart w:val="DefaultPlaceholder_-1854013440"/>
           </w:placeholder>
-          <w:dataBinding w:prefixMappings="xmlns:ns0='urn:microsoft-dynamics-nav/reports/SVA Repeal Prof/50016/'" w:xpath="/ns0:NavWordReportXmlPart[1]/ns0:Occupant[1]/ns0:Tenancy[1]/ns0:TAddress1[1]" w:storeItemID="{C344364D-68A0-4CF6-89F0-53D60438E59A}"/>
+          <w:dataBinding w:prefixMappings="xmlns:ns0='urn:microsoft-dynamics-nav/reports/SVA_Repeal_Prof/50016/'" w:xpath="/ns0:NavWordReportXmlPart[1]/ns0:Occupant[1]/ns0:Tenancy[1]/ns0:TAddress1[1]" w:storeItemID="{C344364D-68A0-4CF6-89F0-53D60438E59A}"/>
           <w:text/>
         </w:sdtPr>
         <w:sdtEndPr/>
@@ -459,12 +459,12 @@
             <w:u w:val="single"/>
           </w:rPr>
           <w:alias w:val="#Nav: /Occupant/Tenancy/TPostCode"/>
-          <w:tag w:val="#Nav: SVA Repeal Prof/50016"/>
+          <w:tag w:val="#Nav: SVA_Repeal_Prof/50016"/>
           <w:id w:val="1697201758"/>
           <w:placeholder>
             <w:docPart w:val="DefaultPlaceholder_-1854013440"/>
           </w:placeholder>
-          <w:dataBinding w:prefixMappings="xmlns:ns0='urn:microsoft-dynamics-nav/reports/SVA Repeal Prof/50016/'" w:xpath="/ns0:NavWordReportXmlPart[1]/ns0:Occupant[1]/ns0:Tenancy[1]/ns0:TPostCode[1]" w:storeItemID="{C344364D-68A0-4CF6-89F0-53D60438E59A}"/>
+          <w:dataBinding w:prefixMappings="xmlns:ns0='urn:microsoft-dynamics-nav/reports/SVA_Repeal_Prof/50016/'" w:xpath="/ns0:NavWordReportXmlPart[1]/ns0:Occupant[1]/ns0:Tenancy[1]/ns0:TPostCode[1]" w:storeItemID="{C344364D-68A0-4CF6-89F0-53D60438E59A}"/>
           <w:text/>
         </w:sdtPr>
         <w:sdtEndPr/>
@@ -497,12 +497,12 @@
             <w:u w:val="single"/>
           </w:rPr>
           <w:alias w:val="#Nav: /Occupant/Tenancy/TCity"/>
-          <w:tag w:val="#Nav: SVA Repeal Prof/50016"/>
+          <w:tag w:val="#Nav: SVA_Repeal_Prof/50016"/>
           <w:id w:val="-531418699"/>
           <w:placeholder>
             <w:docPart w:val="DefaultPlaceholder_-1854013440"/>
           </w:placeholder>
-          <w:dataBinding w:prefixMappings="xmlns:ns0='urn:microsoft-dynamics-nav/reports/SVA Repeal Prof/50016/'" w:xpath="/ns0:NavWordReportXmlPart[1]/ns0:Occupant[1]/ns0:Tenancy[1]/ns0:TCity[1]" w:storeItemID="{C344364D-68A0-4CF6-89F0-53D60438E59A}"/>
+          <w:dataBinding w:prefixMappings="xmlns:ns0='urn:microsoft-dynamics-nav/reports/SVA_Repeal_Prof/50016/'" w:xpath="/ns0:NavWordReportXmlPart[1]/ns0:Occupant[1]/ns0:Tenancy[1]/ns0:TCity[1]" w:storeItemID="{C344364D-68A0-4CF6-89F0-53D60438E59A}"/>
           <w:text/>
         </w:sdtPr>
         <w:sdtEndPr/>
@@ -649,10 +649,10 @@
           <w:placeholder>
             <w:docPart w:val="DefaultPlaceholder_-1854013440"/>
           </w:placeholder>
-          <w:dataBinding w:prefixMappings="xmlns:ns0='urn:microsoft-dynamics-nav/reports/SVA Repeal Prof/50016/'" w:xpath="/ns0:NavWordReportXmlPart[1]/ns0:Occupant[1]/ns0:OName[1]" w:storeItemID="{C344364D-68A0-4CF6-89F0-53D60438E59A}"/>
+          <w:dataBinding w:prefixMappings="xmlns:ns0='urn:microsoft-dynamics-nav/reports/SVA_Repeal_Prof/50016/'" w:xpath="/ns0:NavWordReportXmlPart[1]/ns0:Occupant[1]/ns0:OName[1]" w:storeItemID="{C344364D-68A0-4CF6-89F0-53D60438E59A}"/>
           <w:text/>
           <w:alias w:val="#Nav: /Occupant/OName"/>
-          <w:tag w:val="#Nav: SVA Repeal Prof/50016"/>
+          <w:tag w:val="#Nav: SVA_Repeal_Prof/50016"/>
         </w:sdtPr>
         <w:sdtContent>
           <w:proofErr w:type="spellStart"/>
@@ -694,10 +694,10 @@
           <w:placeholder>
             <w:docPart w:val="DefaultPlaceholder_-1854013440"/>
           </w:placeholder>
-          <w:dataBinding w:prefixMappings="xmlns:ns0='urn:microsoft-dynamics-nav/reports/SVA Repeal Prof/50016/'" w:xpath="/ns0:NavWordReportXmlPart[1]/ns0:Occupant[1]/ns0:OName[1]" w:storeItemID="{C344364D-68A0-4CF6-89F0-53D60438E59A}"/>
+          <w:dataBinding w:prefixMappings="xmlns:ns0='urn:microsoft-dynamics-nav/reports/SVA_Repeal_Prof/50016/'" w:xpath="/ns0:NavWordReportXmlPart[1]/ns0:Occupant[1]/ns0:OName[1]" w:storeItemID="{C344364D-68A0-4CF6-89F0-53D60438E59A}"/>
           <w:text/>
           <w:alias w:val="#Nav: /Occupant/OName"/>
-          <w:tag w:val="#Nav: SVA Repeal Prof/50016"/>
+          <w:tag w:val="#Nav: SVA_Repeal_Prof/50016"/>
         </w:sdtPr>
         <w:sdtContent>
           <w:proofErr w:type="spellStart"/>
@@ -805,12 +805,12 @@
           <w:rFonts w:ascii="Arial" w:hAnsi="Arial" w:cs="Arial"/>
         </w:rPr>
         <w:alias w:val="#Nav: /Company_Information/CName"/>
-        <w:tag w:val="#Nav: SVA Repeal Prof/50016"/>
+        <w:tag w:val="#Nav: SVA_Repeal_Prof/50016"/>
         <w:id w:val="1639461485"/>
         <w:placeholder>
           <w:docPart w:val="DefaultPlaceholder_-1854013440"/>
         </w:placeholder>
-        <w:dataBinding w:prefixMappings="xmlns:ns0='urn:microsoft-dynamics-nav/reports/SVA Repeal Prof/50016/'" w:xpath="/ns0:NavWordReportXmlPart[1]/ns0:Company_Information[1]/ns0:CName[1]" w:storeItemID="{C344364D-68A0-4CF6-89F0-53D60438E59A}"/>
+        <w:dataBinding w:prefixMappings="xmlns:ns0='urn:microsoft-dynamics-nav/reports/SVA_Repeal_Prof/50016/'" w:xpath="/ns0:NavWordReportXmlPart[1]/ns0:Company_Information[1]/ns0:CName[1]" w:storeItemID="{C344364D-68A0-4CF6-89F0-53D60438E59A}"/>
         <w:text/>
       </w:sdtPr>
       <w:sdtEndPr/>
@@ -839,12 +839,12 @@
           <w:rFonts w:ascii="Arial" w:hAnsi="Arial" w:cs="Arial"/>
         </w:rPr>
         <w:alias w:val="#Nav: /Company_Information/CAddress"/>
-        <w:tag w:val="#Nav: SVA Repeal Prof/50016"/>
+        <w:tag w:val="#Nav: SVA_Repeal_Prof/50016"/>
         <w:id w:val="-1832674588"/>
         <w:placeholder>
           <w:docPart w:val="DefaultPlaceholder_-1854013440"/>
         </w:placeholder>
-        <w:dataBinding w:prefixMappings="xmlns:ns0='urn:microsoft-dynamics-nav/reports/SVA Repeal Prof/50016/'" w:xpath="/ns0:NavWordReportXmlPart[1]/ns0:Company_Information[1]/ns0:CAddress[1]" w:storeItemID="{C344364D-68A0-4CF6-89F0-53D60438E59A}"/>
+        <w:dataBinding w:prefixMappings="xmlns:ns0='urn:microsoft-dynamics-nav/reports/SVA_Repeal_Prof/50016/'" w:xpath="/ns0:NavWordReportXmlPart[1]/ns0:Company_Information[1]/ns0:CAddress[1]" w:storeItemID="{C344364D-68A0-4CF6-89F0-53D60438E59A}"/>
         <w:text/>
       </w:sdtPr>
       <w:sdtEndPr/>
@@ -880,12 +880,12 @@
             <w:rFonts w:ascii="Arial" w:hAnsi="Arial" w:cs="Arial"/>
           </w:rPr>
           <w:alias w:val="#Nav: /Company_Information/CPostCode"/>
-          <w:tag w:val="#Nav: SVA Repeal Prof/50016"/>
+          <w:tag w:val="#Nav: SVA_Repeal_Prof/50016"/>
           <w:id w:val="-2141878177"/>
           <w:placeholder>
             <w:docPart w:val="DefaultPlaceholder_-1854013440"/>
           </w:placeholder>
-          <w:dataBinding w:prefixMappings="xmlns:ns0='urn:microsoft-dynamics-nav/reports/SVA Repeal Prof/50016/'" w:xpath="/ns0:NavWordReportXmlPart[1]/ns0:Company_Information[1]/ns0:CPostCode[1]" w:storeItemID="{C344364D-68A0-4CF6-89F0-53D60438E59A}"/>
+          <w:dataBinding w:prefixMappings="xmlns:ns0='urn:microsoft-dynamics-nav/reports/SVA_Repeal_Prof/50016/'" w:xpath="/ns0:NavWordReportXmlPart[1]/ns0:Company_Information[1]/ns0:CPostCode[1]" w:storeItemID="{C344364D-68A0-4CF6-89F0-53D60438E59A}"/>
           <w:text/>
         </w:sdtPr>
         <w:sdtEndPr/>
@@ -912,12 +912,12 @@
             <w:rFonts w:ascii="Arial" w:hAnsi="Arial" w:cs="Arial"/>
           </w:rPr>
           <w:alias w:val="#Nav: /Company_Information/CCity"/>
-          <w:tag w:val="#Nav: SVA Repeal Prof/50016"/>
+          <w:tag w:val="#Nav: SVA_Repeal_Prof/50016"/>
           <w:id w:val="189890119"/>
           <w:placeholder>
             <w:docPart w:val="DefaultPlaceholder_-1854013440"/>
           </w:placeholder>
-          <w:dataBinding w:prefixMappings="xmlns:ns0='urn:microsoft-dynamics-nav/reports/SVA Repeal Prof/50016/'" w:xpath="/ns0:NavWordReportXmlPart[1]/ns0:Company_Information[1]/ns0:CCity[1]" w:storeItemID="{C344364D-68A0-4CF6-89F0-53D60438E59A}"/>
+          <w:dataBinding w:prefixMappings="xmlns:ns0='urn:microsoft-dynamics-nav/reports/SVA_Repeal_Prof/50016/'" w:xpath="/ns0:NavWordReportXmlPart[1]/ns0:Company_Information[1]/ns0:CCity[1]" w:storeItemID="{C344364D-68A0-4CF6-89F0-53D60438E59A}"/>
           <w:text/>
         </w:sdtPr>
         <w:sdtEndPr/>
@@ -2234,7 +2234,7 @@
 
 <file path=customXML/item2.xml>��< ? x m l   v e r s i o n = " 1 . 0 "   e n c o d i n g = " u t f - 1 6 " ? >   
- < N a v W o r d R e p o r t X m l P a r t   x m l n s = " u r n : m i c r o s o f t - d y n a m i c s - n a v / r e p o r t s / S V A   R e p e a l   P r o f / 5 0 0 1 6 / " > + < N a v W o r d R e p o r t X m l P a r t   x m l n s = " u r n : m i c r o s o f t - d y n a m i c s - n a v / r e p o r t s / S V A _ R e p e a l _ P r o f / 5 0 0 1 6 / " >   
      < O c c u p a n t >   
@@ -2291,6 +2291,10 @@
          < C o m p a n y V A T _ R e g i s t r a t i o n _ N o _ > C o m p a n y V A T _ R e g i s t r a t i o n _ N o _ < / C o m p a n y V A T _ R e g i s t r a t i o n _ N o _ >   
          < C P o s t C o d e > C P o s t C o d e < / C P o s t C o d e > + 
+         < E _ M a i l > E _ M a i l < / E _ M a i l > + 
+         < H o m e _ P a g e > H o m e _ P a g e < / H o m e _ P a g e >   
      < / C o m p a n y _ I n f o r m a t i o n >   
